--- a/metrics/Metricas.docx
+++ b/metrics/Metricas.docx
@@ -1164,8 +1164,6 @@
         <w:jc w:val="both"/>
         <w:rPr>
           <w:rFonts w:ascii="Arial" w:hAnsi="Arial" w:cs="Arial"/>
-          <w:b/>
-          <w:bCs/>
           <w:sz w:val="24"/>
           <w:szCs w:val="24"/>
         </w:rPr>
@@ -1173,16 +1171,14 @@
       <w:r>
         <w:rPr>
           <w:rFonts w:ascii="Arial" w:hAnsi="Arial" w:cs="Arial"/>
-          <w:b/>
-          <w:bCs/>
           <w:sz w:val="24"/>
           <w:szCs w:val="24"/>
         </w:rPr>
         <w:drawing>
-          <wp:inline distT="0" distB="0" distL="0" distR="0" wp14:anchorId="553AAC00" wp14:editId="2AADCC8A">
-            <wp:extent cx="5400040" cy="3314700"/>
-            <wp:effectExtent l="0" t="0" r="0" b="0"/>
-            <wp:docPr id="1215571535" name="Imagen 1"/>
+          <wp:inline distT="0" distB="0" distL="0" distR="0" wp14:anchorId="5CFE3718" wp14:editId="7CA7D447">
+            <wp:extent cx="5400040" cy="3498850"/>
+            <wp:effectExtent l="0" t="0" r="0" b="6350"/>
+            <wp:docPr id="374168585" name="Imagen 1"/>
             <wp:cNvGraphicFramePr>
               <a:graphicFrameLocks xmlns:a="http://schemas.openxmlformats.org/drawingml/2006/main" noChangeAspect="1"/>
             </wp:cNvGraphicFramePr>
@@ -1190,7 +1186,7 @@
               <a:graphicData uri="http://schemas.openxmlformats.org/drawingml/2006/picture">
                 <pic:pic xmlns:pic="http://schemas.openxmlformats.org/drawingml/2006/picture">
                   <pic:nvPicPr>
-                    <pic:cNvPr id="1215571535" name=""/>
+                    <pic:cNvPr id="374168585" name=""/>
                     <pic:cNvPicPr/>
                   </pic:nvPicPr>
                   <pic:blipFill>
@@ -1202,7 +1198,7 @@
                   <pic:spPr>
                     <a:xfrm>
                       <a:off x="0" y="0"/>
-                      <a:ext cx="5400040" cy="3314700"/>
+                      <a:ext cx="5400040" cy="3498850"/>
                     </a:xfrm>
                     <a:prstGeom prst="rect">
                       <a:avLst/>
@@ -1248,6 +1244,222 @@
           <w:sz w:val="24"/>
           <w:szCs w:val="24"/>
         </w:rPr>
+        <w:t xml:space="preserve"> se puede </w:t>
+      </w:r>
+      <w:proofErr w:type="spellStart"/>
+      <w:r>
+        <w:rPr>
+          <w:rFonts w:ascii="Arial" w:hAnsi="Arial" w:cs="Arial"/>
+          <w:sz w:val="24"/>
+          <w:szCs w:val="24"/>
+        </w:rPr>
+        <w:t>demostrar</w:t>
+      </w:r>
+      <w:proofErr w:type="spellEnd"/>
+      <w:r>
+        <w:rPr>
+          <w:rFonts w:ascii="Arial" w:hAnsi="Arial" w:cs="Arial"/>
+          <w:sz w:val="24"/>
+          <w:szCs w:val="24"/>
+        </w:rPr>
+        <w:t xml:space="preserve"> que al forzar la ejecución a </w:t>
+      </w:r>
+      <w:proofErr w:type="spellStart"/>
+      <w:r>
+        <w:rPr>
+          <w:rFonts w:ascii="Arial" w:hAnsi="Arial" w:cs="Arial"/>
+          <w:sz w:val="24"/>
+          <w:szCs w:val="24"/>
+        </w:rPr>
+        <w:t>utilizar</w:t>
+      </w:r>
+      <w:proofErr w:type="spellEnd"/>
+      <w:r>
+        <w:rPr>
+          <w:rFonts w:ascii="Arial" w:hAnsi="Arial" w:cs="Arial"/>
+          <w:sz w:val="24"/>
+          <w:szCs w:val="24"/>
+        </w:rPr>
+        <w:t xml:space="preserve"> un solo </w:t>
+      </w:r>
+      <w:proofErr w:type="spellStart"/>
+      <w:r>
+        <w:rPr>
+          <w:rFonts w:ascii="Arial" w:hAnsi="Arial" w:cs="Arial"/>
+          <w:sz w:val="24"/>
+          <w:szCs w:val="24"/>
+        </w:rPr>
+        <w:t>hilo</w:t>
+      </w:r>
+      <w:proofErr w:type="spellEnd"/>
+      <w:r>
+        <w:rPr>
+          <w:rFonts w:ascii="Arial" w:hAnsi="Arial" w:cs="Arial"/>
+          <w:sz w:val="24"/>
+          <w:szCs w:val="24"/>
+        </w:rPr>
+        <w:t xml:space="preserve"> o </w:t>
+      </w:r>
+      <w:proofErr w:type="spellStart"/>
+      <w:r>
+        <w:rPr>
+          <w:rFonts w:ascii="Arial" w:hAnsi="Arial" w:cs="Arial"/>
+          <w:sz w:val="24"/>
+          <w:szCs w:val="24"/>
+        </w:rPr>
+        <w:t>núcleo</w:t>
+      </w:r>
+      <w:proofErr w:type="spellEnd"/>
+      <w:r>
+        <w:rPr>
+          <w:rFonts w:ascii="Arial" w:hAnsi="Arial" w:cs="Arial"/>
+          <w:sz w:val="24"/>
+          <w:szCs w:val="24"/>
+        </w:rPr>
+        <w:t xml:space="preserve">, los </w:t>
+      </w:r>
+      <w:proofErr w:type="spellStart"/>
+      <w:r>
+        <w:rPr>
+          <w:rFonts w:ascii="Arial" w:hAnsi="Arial" w:cs="Arial"/>
+          <w:sz w:val="24"/>
+          <w:szCs w:val="24"/>
+        </w:rPr>
+        <w:t>métodos</w:t>
+      </w:r>
+      <w:proofErr w:type="spellEnd"/>
+      <w:r>
+        <w:rPr>
+          <w:rFonts w:ascii="Arial" w:hAnsi="Arial" w:cs="Arial"/>
+          <w:sz w:val="24"/>
+          <w:szCs w:val="24"/>
+        </w:rPr>
+        <w:t xml:space="preserve"> </w:t>
+      </w:r>
+      <w:proofErr w:type="spellStart"/>
+      <w:r>
+        <w:rPr>
+          <w:rFonts w:ascii="Arial" w:hAnsi="Arial" w:cs="Arial"/>
+          <w:sz w:val="24"/>
+          <w:szCs w:val="24"/>
+        </w:rPr>
+        <w:t>paralelos</w:t>
+      </w:r>
+      <w:proofErr w:type="spellEnd"/>
+      <w:r>
+        <w:rPr>
+          <w:rFonts w:ascii="Arial" w:hAnsi="Arial" w:cs="Arial"/>
+          <w:sz w:val="24"/>
+          <w:szCs w:val="24"/>
+        </w:rPr>
+        <w:t xml:space="preserve"> pueden </w:t>
+      </w:r>
+      <w:proofErr w:type="spellStart"/>
+      <w:r>
+        <w:rPr>
+          <w:rFonts w:ascii="Arial" w:hAnsi="Arial" w:cs="Arial"/>
+          <w:sz w:val="24"/>
+          <w:szCs w:val="24"/>
+        </w:rPr>
+        <w:t>resultar</w:t>
+      </w:r>
+      <w:proofErr w:type="spellEnd"/>
+      <w:r>
+        <w:rPr>
+          <w:rFonts w:ascii="Arial" w:hAnsi="Arial" w:cs="Arial"/>
+          <w:sz w:val="24"/>
+          <w:szCs w:val="24"/>
+        </w:rPr>
+        <w:t xml:space="preserve"> más lentos que el </w:t>
+      </w:r>
+      <w:proofErr w:type="spellStart"/>
+      <w:r>
+        <w:rPr>
+          <w:rFonts w:ascii="Arial" w:hAnsi="Arial" w:cs="Arial"/>
+          <w:sz w:val="24"/>
+          <w:szCs w:val="24"/>
+        </w:rPr>
+        <w:t>enfoque</w:t>
+      </w:r>
+      <w:proofErr w:type="spellEnd"/>
+      <w:r>
+        <w:rPr>
+          <w:rFonts w:ascii="Arial" w:hAnsi="Arial" w:cs="Arial"/>
+          <w:sz w:val="24"/>
+          <w:szCs w:val="24"/>
+        </w:rPr>
+        <w:t xml:space="preserve"> </w:t>
+      </w:r>
+      <w:proofErr w:type="spellStart"/>
+      <w:r>
+        <w:rPr>
+          <w:rFonts w:ascii="Arial" w:hAnsi="Arial" w:cs="Arial"/>
+          <w:sz w:val="24"/>
+          <w:szCs w:val="24"/>
+        </w:rPr>
+        <w:t>secuencial</w:t>
+      </w:r>
+      <w:proofErr w:type="spellEnd"/>
+      <w:r>
+        <w:rPr>
+          <w:rFonts w:ascii="Arial" w:hAnsi="Arial" w:cs="Arial"/>
+          <w:sz w:val="24"/>
+          <w:szCs w:val="24"/>
+        </w:rPr>
+        <w:t xml:space="preserve"> </w:t>
+      </w:r>
+      <w:proofErr w:type="spellStart"/>
+      <w:r>
+        <w:rPr>
+          <w:rFonts w:ascii="Arial" w:hAnsi="Arial" w:cs="Arial"/>
+          <w:sz w:val="24"/>
+          <w:szCs w:val="24"/>
+        </w:rPr>
+        <w:t>tradicional</w:t>
+      </w:r>
+      <w:proofErr w:type="spellEnd"/>
+      <w:r>
+        <w:rPr>
+          <w:rFonts w:ascii="Arial" w:hAnsi="Arial" w:cs="Arial"/>
+          <w:sz w:val="24"/>
+          <w:szCs w:val="24"/>
+        </w:rPr>
+        <w:t xml:space="preserve">. Esto se puede </w:t>
+      </w:r>
+      <w:proofErr w:type="spellStart"/>
+      <w:r>
+        <w:rPr>
+          <w:rFonts w:ascii="Arial" w:hAnsi="Arial" w:cs="Arial"/>
+          <w:sz w:val="24"/>
+          <w:szCs w:val="24"/>
+        </w:rPr>
+        <w:t>ver</w:t>
+      </w:r>
+      <w:proofErr w:type="spellEnd"/>
+      <w:r>
+        <w:rPr>
+          <w:rFonts w:ascii="Arial" w:hAnsi="Arial" w:cs="Arial"/>
+          <w:sz w:val="24"/>
+          <w:szCs w:val="24"/>
+        </w:rPr>
+        <w:t xml:space="preserve"> a la </w:t>
+      </w:r>
+      <w:proofErr w:type="spellStart"/>
+      <w:r>
+        <w:rPr>
+          <w:rFonts w:ascii="Arial" w:hAnsi="Arial" w:cs="Arial"/>
+          <w:sz w:val="24"/>
+          <w:szCs w:val="24"/>
+        </w:rPr>
+        <w:t>sobrecarga</w:t>
+      </w:r>
+      <w:proofErr w:type="spellEnd"/>
+      <w:r>
+        <w:rPr>
+          <w:rFonts w:ascii="Arial" w:hAnsi="Arial" w:cs="Arial"/>
+          <w:sz w:val="24"/>
+          <w:szCs w:val="24"/>
+        </w:rPr>
         <w:t xml:space="preserve"> de </w:t>
       </w:r>
       <w:proofErr w:type="spellStart"/>
@@ -1257,25 +1469,115 @@
           <w:sz w:val="24"/>
           <w:szCs w:val="24"/>
         </w:rPr>
-        <w:t>métricas</w:t>
-      </w:r>
-      <w:proofErr w:type="spellEnd"/>
-      <w:r>
-        <w:rPr>
-          <w:rFonts w:ascii="Arial" w:hAnsi="Arial" w:cs="Arial"/>
-          <w:sz w:val="24"/>
-          <w:szCs w:val="24"/>
-        </w:rPr>
-        <w:t xml:space="preserve">, se </w:t>
-      </w:r>
-      <w:proofErr w:type="spellStart"/>
-      <w:r>
-        <w:rPr>
-          <w:rFonts w:ascii="Arial" w:hAnsi="Arial" w:cs="Arial"/>
-          <w:sz w:val="24"/>
-          <w:szCs w:val="24"/>
-        </w:rPr>
-        <w:t>pudo</w:t>
+        <w:t>introducción</w:t>
+      </w:r>
+      <w:proofErr w:type="spellEnd"/>
+      <w:r>
+        <w:rPr>
+          <w:rFonts w:ascii="Arial" w:hAnsi="Arial" w:cs="Arial"/>
+          <w:sz w:val="24"/>
+          <w:szCs w:val="24"/>
+        </w:rPr>
+        <w:t xml:space="preserve"> por la </w:t>
+      </w:r>
+      <w:proofErr w:type="spellStart"/>
+      <w:r>
+        <w:rPr>
+          <w:rFonts w:ascii="Arial" w:hAnsi="Arial" w:cs="Arial"/>
+          <w:sz w:val="24"/>
+          <w:szCs w:val="24"/>
+        </w:rPr>
+        <w:t>inicialización</w:t>
+      </w:r>
+      <w:proofErr w:type="spellEnd"/>
+      <w:r>
+        <w:rPr>
+          <w:rFonts w:ascii="Arial" w:hAnsi="Arial" w:cs="Arial"/>
+          <w:sz w:val="24"/>
+          <w:szCs w:val="24"/>
+        </w:rPr>
+        <w:t xml:space="preserve"> de las tareas, en donde la </w:t>
+      </w:r>
+      <w:proofErr w:type="spellStart"/>
+      <w:r>
+        <w:rPr>
+          <w:rFonts w:ascii="Arial" w:hAnsi="Arial" w:cs="Arial"/>
+          <w:sz w:val="24"/>
+          <w:szCs w:val="24"/>
+        </w:rPr>
+        <w:t>partición</w:t>
+      </w:r>
+      <w:proofErr w:type="spellEnd"/>
+      <w:r>
+        <w:rPr>
+          <w:rFonts w:ascii="Arial" w:hAnsi="Arial" w:cs="Arial"/>
+          <w:sz w:val="24"/>
+          <w:szCs w:val="24"/>
+        </w:rPr>
+        <w:t xml:space="preserve"> y los </w:t>
+      </w:r>
+      <w:proofErr w:type="spellStart"/>
+      <w:r>
+        <w:rPr>
+          <w:rFonts w:ascii="Arial" w:hAnsi="Arial" w:cs="Arial"/>
+          <w:sz w:val="24"/>
+          <w:szCs w:val="24"/>
+        </w:rPr>
+        <w:t>delegados</w:t>
+      </w:r>
+      <w:proofErr w:type="spellEnd"/>
+      <w:r>
+        <w:rPr>
+          <w:rFonts w:ascii="Arial" w:hAnsi="Arial" w:cs="Arial"/>
+          <w:sz w:val="24"/>
+          <w:szCs w:val="24"/>
+        </w:rPr>
+        <w:t xml:space="preserve"> de la </w:t>
+      </w:r>
+      <w:proofErr w:type="spellStart"/>
+      <w:r>
+        <w:rPr>
+          <w:rFonts w:ascii="Arial" w:hAnsi="Arial" w:cs="Arial"/>
+          <w:sz w:val="24"/>
+          <w:szCs w:val="24"/>
+        </w:rPr>
+        <w:t>librería</w:t>
+      </w:r>
+      <w:proofErr w:type="spellEnd"/>
+      <w:r>
+        <w:rPr>
+          <w:rFonts w:ascii="Arial" w:hAnsi="Arial" w:cs="Arial"/>
+          <w:sz w:val="24"/>
+          <w:szCs w:val="24"/>
+        </w:rPr>
+        <w:t xml:space="preserve"> de </w:t>
+      </w:r>
+      <w:proofErr w:type="spellStart"/>
+      <w:r>
+        <w:rPr>
+          <w:rFonts w:ascii="Arial" w:hAnsi="Arial" w:cs="Arial"/>
+          <w:sz w:val="24"/>
+          <w:szCs w:val="24"/>
+        </w:rPr>
+        <w:t>paralelismo</w:t>
+      </w:r>
+      <w:proofErr w:type="spellEnd"/>
+      <w:r>
+        <w:rPr>
+          <w:rFonts w:ascii="Arial" w:hAnsi="Arial" w:cs="Arial"/>
+          <w:sz w:val="24"/>
+          <w:szCs w:val="24"/>
+        </w:rPr>
+        <w:t xml:space="preserve"> sin disponer de </w:t>
+      </w:r>
+      <w:proofErr w:type="spellStart"/>
+      <w:r>
+        <w:rPr>
+          <w:rFonts w:ascii="Arial" w:hAnsi="Arial" w:cs="Arial"/>
+          <w:sz w:val="24"/>
+          <w:szCs w:val="24"/>
+        </w:rPr>
+        <w:t>núcleos</w:t>
       </w:r>
       <w:proofErr w:type="spellEnd"/>
       <w:r>
@@ -1293,312 +1595,6 @@
           <w:sz w:val="24"/>
           <w:szCs w:val="24"/>
         </w:rPr>
-        <w:t>ver</w:t>
-      </w:r>
-      <w:proofErr w:type="spellEnd"/>
-      <w:r>
-        <w:rPr>
-          <w:rFonts w:ascii="Arial" w:hAnsi="Arial" w:cs="Arial"/>
-          <w:sz w:val="24"/>
-          <w:szCs w:val="24"/>
-        </w:rPr>
-        <w:t xml:space="preserve"> que con un solo </w:t>
-      </w:r>
-      <w:proofErr w:type="spellStart"/>
-      <w:r>
-        <w:rPr>
-          <w:rFonts w:ascii="Arial" w:hAnsi="Arial" w:cs="Arial"/>
-          <w:sz w:val="24"/>
-          <w:szCs w:val="24"/>
-        </w:rPr>
-        <w:t>procesador</w:t>
-      </w:r>
-      <w:proofErr w:type="spellEnd"/>
-      <w:r>
-        <w:rPr>
-          <w:rFonts w:ascii="Arial" w:hAnsi="Arial" w:cs="Arial"/>
-          <w:sz w:val="24"/>
-          <w:szCs w:val="24"/>
-        </w:rPr>
-        <w:t xml:space="preserve"> </w:t>
-      </w:r>
-      <w:proofErr w:type="spellStart"/>
-      <w:r>
-        <w:rPr>
-          <w:rFonts w:ascii="Arial" w:hAnsi="Arial" w:cs="Arial"/>
-          <w:sz w:val="24"/>
-          <w:szCs w:val="24"/>
-        </w:rPr>
-        <w:t>asignado</w:t>
-      </w:r>
-      <w:proofErr w:type="spellEnd"/>
-      <w:r>
-        <w:rPr>
-          <w:rFonts w:ascii="Arial" w:hAnsi="Arial" w:cs="Arial"/>
-          <w:sz w:val="24"/>
-          <w:szCs w:val="24"/>
-        </w:rPr>
-        <w:t xml:space="preserve">, la carga de 50 </w:t>
-      </w:r>
-      <w:proofErr w:type="spellStart"/>
-      <w:r>
-        <w:rPr>
-          <w:rFonts w:ascii="Arial" w:hAnsi="Arial" w:cs="Arial"/>
-          <w:sz w:val="24"/>
-          <w:szCs w:val="24"/>
-        </w:rPr>
-        <w:t>millones</w:t>
-      </w:r>
-      <w:proofErr w:type="spellEnd"/>
-      <w:r>
-        <w:rPr>
-          <w:rFonts w:ascii="Arial" w:hAnsi="Arial" w:cs="Arial"/>
-          <w:sz w:val="24"/>
-          <w:szCs w:val="24"/>
-        </w:rPr>
-        <w:t xml:space="preserve"> de datos se </w:t>
-      </w:r>
-      <w:proofErr w:type="spellStart"/>
-      <w:r>
-        <w:rPr>
-          <w:rFonts w:ascii="Arial" w:hAnsi="Arial" w:cs="Arial"/>
-          <w:sz w:val="24"/>
-          <w:szCs w:val="24"/>
-        </w:rPr>
-        <w:t>ejecuta</w:t>
-      </w:r>
-      <w:proofErr w:type="spellEnd"/>
-      <w:r>
-        <w:rPr>
-          <w:rFonts w:ascii="Arial" w:hAnsi="Arial" w:cs="Arial"/>
-          <w:sz w:val="24"/>
-          <w:szCs w:val="24"/>
-        </w:rPr>
-        <w:t xml:space="preserve"> en una </w:t>
-      </w:r>
-      <w:proofErr w:type="spellStart"/>
-      <w:r>
-        <w:rPr>
-          <w:rFonts w:ascii="Arial" w:hAnsi="Arial" w:cs="Arial"/>
-          <w:sz w:val="24"/>
-          <w:szCs w:val="24"/>
-        </w:rPr>
-        <w:t>única</w:t>
-      </w:r>
-      <w:proofErr w:type="spellEnd"/>
-      <w:r>
-        <w:rPr>
-          <w:rFonts w:ascii="Arial" w:hAnsi="Arial" w:cs="Arial"/>
-          <w:sz w:val="24"/>
-          <w:szCs w:val="24"/>
-        </w:rPr>
-        <w:t xml:space="preserve"> </w:t>
-      </w:r>
-      <w:proofErr w:type="spellStart"/>
-      <w:r>
-        <w:rPr>
-          <w:rFonts w:ascii="Arial" w:hAnsi="Arial" w:cs="Arial"/>
-          <w:sz w:val="24"/>
-          <w:szCs w:val="24"/>
-        </w:rPr>
-        <w:t>tarea</w:t>
-      </w:r>
-      <w:proofErr w:type="spellEnd"/>
-      <w:r>
-        <w:rPr>
-          <w:rFonts w:ascii="Arial" w:hAnsi="Arial" w:cs="Arial"/>
-          <w:sz w:val="24"/>
-          <w:szCs w:val="24"/>
-        </w:rPr>
-        <w:t xml:space="preserve"> en </w:t>
-      </w:r>
-      <w:proofErr w:type="spellStart"/>
-      <w:r>
-        <w:rPr>
-          <w:rFonts w:ascii="Arial" w:hAnsi="Arial" w:cs="Arial"/>
-          <w:sz w:val="24"/>
-          <w:szCs w:val="24"/>
-        </w:rPr>
-        <w:t>serie</w:t>
-      </w:r>
-      <w:proofErr w:type="spellEnd"/>
-      <w:r>
-        <w:rPr>
-          <w:rFonts w:ascii="Arial" w:hAnsi="Arial" w:cs="Arial"/>
-          <w:sz w:val="24"/>
-          <w:szCs w:val="24"/>
-        </w:rPr>
-        <w:t xml:space="preserve">. El tiempo </w:t>
-      </w:r>
-      <w:proofErr w:type="spellStart"/>
-      <w:r>
-        <w:rPr>
-          <w:rFonts w:ascii="Arial" w:hAnsi="Arial" w:cs="Arial"/>
-          <w:sz w:val="24"/>
-          <w:szCs w:val="24"/>
-        </w:rPr>
-        <w:t>secuencial</w:t>
-      </w:r>
-      <w:proofErr w:type="spellEnd"/>
-      <w:r>
-        <w:rPr>
-          <w:rFonts w:ascii="Arial" w:hAnsi="Arial" w:cs="Arial"/>
-          <w:sz w:val="24"/>
-          <w:szCs w:val="24"/>
-        </w:rPr>
-        <w:t xml:space="preserve"> es </w:t>
-      </w:r>
-      <w:proofErr w:type="spellStart"/>
-      <w:r>
-        <w:rPr>
-          <w:rFonts w:ascii="Arial" w:hAnsi="Arial" w:cs="Arial"/>
-          <w:sz w:val="24"/>
-          <w:szCs w:val="24"/>
-        </w:rPr>
-        <w:t>aproximadamente</w:t>
-      </w:r>
-      <w:proofErr w:type="spellEnd"/>
-      <w:r>
-        <w:rPr>
-          <w:rFonts w:ascii="Arial" w:hAnsi="Arial" w:cs="Arial"/>
-          <w:sz w:val="24"/>
-          <w:szCs w:val="24"/>
-        </w:rPr>
-        <w:t xml:space="preserve"> de 764 </w:t>
-      </w:r>
-      <w:proofErr w:type="spellStart"/>
-      <w:r>
-        <w:rPr>
-          <w:rFonts w:ascii="Arial" w:hAnsi="Arial" w:cs="Arial"/>
-          <w:sz w:val="24"/>
-          <w:szCs w:val="24"/>
-        </w:rPr>
-        <w:t>ms</w:t>
-      </w:r>
-      <w:proofErr w:type="spellEnd"/>
-      <w:r>
-        <w:rPr>
-          <w:rFonts w:ascii="Arial" w:hAnsi="Arial" w:cs="Arial"/>
-          <w:sz w:val="24"/>
-          <w:szCs w:val="24"/>
-        </w:rPr>
-        <w:t xml:space="preserve"> y en paralelo es de 767 </w:t>
-      </w:r>
-      <w:proofErr w:type="spellStart"/>
-      <w:r>
-        <w:rPr>
-          <w:rFonts w:ascii="Arial" w:hAnsi="Arial" w:cs="Arial"/>
-          <w:sz w:val="24"/>
-          <w:szCs w:val="24"/>
-        </w:rPr>
-        <w:t>ms.</w:t>
-      </w:r>
-      <w:proofErr w:type="spellEnd"/>
-      <w:r>
-        <w:rPr>
-          <w:rFonts w:ascii="Arial" w:hAnsi="Arial" w:cs="Arial"/>
-          <w:sz w:val="24"/>
-          <w:szCs w:val="24"/>
-        </w:rPr>
-        <w:t xml:space="preserve"> Son </w:t>
-      </w:r>
-      <w:proofErr w:type="spellStart"/>
-      <w:r>
-        <w:rPr>
-          <w:rFonts w:ascii="Arial" w:hAnsi="Arial" w:cs="Arial"/>
-          <w:sz w:val="24"/>
-          <w:szCs w:val="24"/>
-        </w:rPr>
-        <w:t>prácticamente</w:t>
-      </w:r>
-      <w:proofErr w:type="spellEnd"/>
-      <w:r>
-        <w:rPr>
-          <w:rFonts w:ascii="Arial" w:hAnsi="Arial" w:cs="Arial"/>
-          <w:sz w:val="24"/>
-          <w:szCs w:val="24"/>
-        </w:rPr>
-        <w:t xml:space="preserve"> </w:t>
-      </w:r>
-      <w:proofErr w:type="spellStart"/>
-      <w:r>
-        <w:rPr>
-          <w:rFonts w:ascii="Arial" w:hAnsi="Arial" w:cs="Arial"/>
-          <w:sz w:val="24"/>
-          <w:szCs w:val="24"/>
-        </w:rPr>
-        <w:t>idénticos</w:t>
-      </w:r>
-      <w:proofErr w:type="spellEnd"/>
-      <w:r>
-        <w:rPr>
-          <w:rFonts w:ascii="Arial" w:hAnsi="Arial" w:cs="Arial"/>
-          <w:sz w:val="24"/>
-          <w:szCs w:val="24"/>
-        </w:rPr>
-        <w:t xml:space="preserve">, </w:t>
-      </w:r>
-      <w:proofErr w:type="spellStart"/>
-      <w:r>
-        <w:rPr>
-          <w:rFonts w:ascii="Arial" w:hAnsi="Arial" w:cs="Arial"/>
-          <w:sz w:val="24"/>
-          <w:szCs w:val="24"/>
-        </w:rPr>
-        <w:t>obtenidos</w:t>
-      </w:r>
-      <w:proofErr w:type="spellEnd"/>
-      <w:r>
-        <w:rPr>
-          <w:rFonts w:ascii="Arial" w:hAnsi="Arial" w:cs="Arial"/>
-          <w:sz w:val="24"/>
-          <w:szCs w:val="24"/>
-        </w:rPr>
-        <w:t xml:space="preserve"> en un speedup base 1.00x y una </w:t>
-      </w:r>
-      <w:proofErr w:type="spellStart"/>
-      <w:r>
-        <w:rPr>
-          <w:rFonts w:ascii="Arial" w:hAnsi="Arial" w:cs="Arial"/>
-          <w:sz w:val="24"/>
-          <w:szCs w:val="24"/>
-        </w:rPr>
-        <w:t>eficiencia</w:t>
-      </w:r>
-      <w:proofErr w:type="spellEnd"/>
-      <w:r>
-        <w:rPr>
-          <w:rFonts w:ascii="Arial" w:hAnsi="Arial" w:cs="Arial"/>
-          <w:sz w:val="24"/>
-          <w:szCs w:val="24"/>
-        </w:rPr>
-        <w:t xml:space="preserve"> del 99.61%. Los 3 </w:t>
-      </w:r>
-      <w:proofErr w:type="spellStart"/>
-      <w:r>
-        <w:rPr>
-          <w:rFonts w:ascii="Arial" w:hAnsi="Arial" w:cs="Arial"/>
-          <w:sz w:val="24"/>
-          <w:szCs w:val="24"/>
-        </w:rPr>
-        <w:t>ms</w:t>
-      </w:r>
-      <w:proofErr w:type="spellEnd"/>
-      <w:r>
-        <w:rPr>
-          <w:rFonts w:ascii="Arial" w:hAnsi="Arial" w:cs="Arial"/>
-          <w:sz w:val="24"/>
-          <w:szCs w:val="24"/>
-        </w:rPr>
-        <w:t xml:space="preserve"> </w:t>
-      </w:r>
-      <w:proofErr w:type="spellStart"/>
-      <w:r>
-        <w:rPr>
-          <w:rFonts w:ascii="Arial" w:hAnsi="Arial" w:cs="Arial"/>
-          <w:sz w:val="24"/>
-          <w:szCs w:val="24"/>
-        </w:rPr>
         <w:t>adicionales</w:t>
       </w:r>
       <w:proofErr w:type="spellEnd"/>
@@ -1608,88 +1604,52 @@
           <w:sz w:val="24"/>
           <w:szCs w:val="24"/>
         </w:rPr>
-        <w:t xml:space="preserve"> en paralelo es la </w:t>
-      </w:r>
-      <w:proofErr w:type="spellStart"/>
-      <w:r>
-        <w:rPr>
-          <w:rFonts w:ascii="Arial" w:hAnsi="Arial" w:cs="Arial"/>
-          <w:sz w:val="24"/>
-          <w:szCs w:val="24"/>
-        </w:rPr>
-        <w:t>representación</w:t>
-      </w:r>
-      <w:proofErr w:type="spellEnd"/>
-      <w:r>
-        <w:rPr>
-          <w:rFonts w:ascii="Arial" w:hAnsi="Arial" w:cs="Arial"/>
-          <w:sz w:val="24"/>
-          <w:szCs w:val="24"/>
-        </w:rPr>
-        <w:t xml:space="preserve"> la </w:t>
-      </w:r>
-      <w:proofErr w:type="spellStart"/>
-      <w:r>
-        <w:rPr>
-          <w:rFonts w:ascii="Arial" w:hAnsi="Arial" w:cs="Arial"/>
-          <w:sz w:val="24"/>
-          <w:szCs w:val="24"/>
-        </w:rPr>
-        <w:t>sobrecarga</w:t>
-      </w:r>
-      <w:proofErr w:type="spellEnd"/>
-      <w:r>
-        <w:rPr>
-          <w:rFonts w:ascii="Arial" w:hAnsi="Arial" w:cs="Arial"/>
-          <w:sz w:val="24"/>
-          <w:szCs w:val="24"/>
-        </w:rPr>
-        <w:t xml:space="preserve"> </w:t>
-      </w:r>
-      <w:proofErr w:type="spellStart"/>
-      <w:r>
-        <w:rPr>
-          <w:rFonts w:ascii="Arial" w:hAnsi="Arial" w:cs="Arial"/>
-          <w:sz w:val="24"/>
-          <w:szCs w:val="24"/>
-        </w:rPr>
-        <w:t>mínima</w:t>
-      </w:r>
-      <w:proofErr w:type="spellEnd"/>
-      <w:r>
-        <w:rPr>
-          <w:rFonts w:ascii="Arial" w:hAnsi="Arial" w:cs="Arial"/>
-          <w:sz w:val="24"/>
-          <w:szCs w:val="24"/>
-        </w:rPr>
-        <w:t xml:space="preserve"> de </w:t>
-      </w:r>
-      <w:proofErr w:type="spellStart"/>
-      <w:r>
-        <w:rPr>
-          <w:rFonts w:ascii="Arial" w:hAnsi="Arial" w:cs="Arial"/>
-          <w:sz w:val="24"/>
-          <w:szCs w:val="24"/>
-        </w:rPr>
-        <w:t>instanciación</w:t>
-      </w:r>
-      <w:proofErr w:type="spellEnd"/>
-      <w:r>
-        <w:rPr>
-          <w:rFonts w:ascii="Arial" w:hAnsi="Arial" w:cs="Arial"/>
-          <w:sz w:val="24"/>
-          <w:szCs w:val="24"/>
-        </w:rPr>
-        <w:t xml:space="preserve"> del </w:t>
-      </w:r>
-      <w:proofErr w:type="spellStart"/>
-      <w:r>
-        <w:rPr>
-          <w:rFonts w:ascii="Arial" w:hAnsi="Arial" w:cs="Arial"/>
-          <w:sz w:val="24"/>
-          <w:szCs w:val="24"/>
-        </w:rPr>
-        <w:t>objeto</w:t>
+        <w:t xml:space="preserve"> para </w:t>
+      </w:r>
+      <w:proofErr w:type="spellStart"/>
+      <w:r>
+        <w:rPr>
+          <w:rFonts w:ascii="Arial" w:hAnsi="Arial" w:cs="Arial"/>
+          <w:sz w:val="24"/>
+          <w:szCs w:val="24"/>
+        </w:rPr>
+        <w:t>compensar</w:t>
+      </w:r>
+      <w:proofErr w:type="spellEnd"/>
+      <w:r>
+        <w:rPr>
+          <w:rFonts w:ascii="Arial" w:hAnsi="Arial" w:cs="Arial"/>
+          <w:sz w:val="24"/>
+          <w:szCs w:val="24"/>
+        </w:rPr>
+        <w:t xml:space="preserve"> el </w:t>
+      </w:r>
+      <w:proofErr w:type="spellStart"/>
+      <w:r>
+        <w:rPr>
+          <w:rFonts w:ascii="Arial" w:hAnsi="Arial" w:cs="Arial"/>
+          <w:sz w:val="24"/>
+          <w:szCs w:val="24"/>
+        </w:rPr>
+        <w:t>costo</w:t>
+      </w:r>
+      <w:proofErr w:type="spellEnd"/>
+      <w:r>
+        <w:rPr>
+          <w:rFonts w:ascii="Arial" w:hAnsi="Arial" w:cs="Arial"/>
+          <w:sz w:val="24"/>
+          <w:szCs w:val="24"/>
+        </w:rPr>
+        <w:t xml:space="preserve"> en el </w:t>
+      </w:r>
+      <w:proofErr w:type="spellStart"/>
+      <w:r>
+        <w:rPr>
+          <w:rFonts w:ascii="Arial" w:hAnsi="Arial" w:cs="Arial"/>
+          <w:sz w:val="24"/>
+          <w:szCs w:val="24"/>
+        </w:rPr>
+        <w:t>rendimiento</w:t>
       </w:r>
       <w:proofErr w:type="spellEnd"/>
       <w:r>
@@ -1706,18 +1666,62 @@
         <w:jc w:val="both"/>
         <w:rPr>
           <w:rFonts w:ascii="Arial" w:hAnsi="Arial" w:cs="Arial"/>
+          <w:b/>
+          <w:bCs/>
           <w:sz w:val="24"/>
           <w:szCs w:val="24"/>
         </w:rPr>
       </w:pPr>
+      <w:r>
+        <w:rPr>
+          <w:rFonts w:ascii="Arial" w:hAnsi="Arial" w:cs="Arial"/>
+          <w:b/>
+          <w:bCs/>
+          <w:sz w:val="24"/>
+          <w:szCs w:val="24"/>
+        </w:rPr>
+        <w:t xml:space="preserve">Segundo </w:t>
+      </w:r>
+      <w:proofErr w:type="spellStart"/>
+      <w:r>
+        <w:rPr>
+          <w:rFonts w:ascii="Arial" w:hAnsi="Arial" w:cs="Arial"/>
+          <w:b/>
+          <w:bCs/>
+          <w:sz w:val="24"/>
+          <w:szCs w:val="24"/>
+        </w:rPr>
+        <w:t>análisis</w:t>
+      </w:r>
+      <w:proofErr w:type="spellEnd"/>
+      <w:r>
+        <w:rPr>
+          <w:rFonts w:ascii="Arial" w:hAnsi="Arial" w:cs="Arial"/>
+          <w:b/>
+          <w:bCs/>
+          <w:sz w:val="24"/>
+          <w:szCs w:val="24"/>
+        </w:rPr>
+        <w:t xml:space="preserve"> de </w:t>
+      </w:r>
+      <w:proofErr w:type="spellStart"/>
+      <w:r>
+        <w:rPr>
+          <w:rFonts w:ascii="Arial" w:hAnsi="Arial" w:cs="Arial"/>
+          <w:b/>
+          <w:bCs/>
+          <w:sz w:val="24"/>
+          <w:szCs w:val="24"/>
+        </w:rPr>
+        <w:t>métricas</w:t>
+      </w:r>
+      <w:proofErr w:type="spellEnd"/>
     </w:p>
     <w:p>
       <w:pPr>
         <w:jc w:val="both"/>
         <w:rPr>
           <w:rFonts w:ascii="Arial" w:hAnsi="Arial" w:cs="Arial"/>
-          <w:b/>
-          <w:bCs/>
           <w:sz w:val="24"/>
           <w:szCs w:val="24"/>
         </w:rPr>
@@ -1725,72 +1729,14 @@
       <w:r>
         <w:rPr>
           <w:rFonts w:ascii="Arial" w:hAnsi="Arial" w:cs="Arial"/>
-          <w:b/>
-          <w:bCs/>
-          <w:sz w:val="24"/>
-          <w:szCs w:val="24"/>
-        </w:rPr>
-        <w:t xml:space="preserve">Segundo </w:t>
-      </w:r>
-      <w:proofErr w:type="spellStart"/>
-      <w:r>
-        <w:rPr>
-          <w:rFonts w:ascii="Arial" w:hAnsi="Arial" w:cs="Arial"/>
-          <w:b/>
-          <w:bCs/>
-          <w:sz w:val="24"/>
-          <w:szCs w:val="24"/>
-        </w:rPr>
-        <w:t>análisis</w:t>
-      </w:r>
-      <w:proofErr w:type="spellEnd"/>
-      <w:r>
-        <w:rPr>
-          <w:rFonts w:ascii="Arial" w:hAnsi="Arial" w:cs="Arial"/>
-          <w:b/>
-          <w:bCs/>
-          <w:sz w:val="24"/>
-          <w:szCs w:val="24"/>
-        </w:rPr>
-        <w:t xml:space="preserve"> de </w:t>
-      </w:r>
-      <w:proofErr w:type="spellStart"/>
-      <w:r>
-        <w:rPr>
-          <w:rFonts w:ascii="Arial" w:hAnsi="Arial" w:cs="Arial"/>
-          <w:b/>
-          <w:bCs/>
-          <w:sz w:val="24"/>
-          <w:szCs w:val="24"/>
-        </w:rPr>
-        <w:t>métricas</w:t>
-      </w:r>
-      <w:proofErr w:type="spellEnd"/>
-    </w:p>
-    <w:p>
-      <w:pPr>
-        <w:jc w:val="both"/>
-        <w:rPr>
-          <w:rFonts w:ascii="Arial" w:hAnsi="Arial" w:cs="Arial"/>
-          <w:b/>
-          <w:bCs/>
-          <w:sz w:val="24"/>
-          <w:szCs w:val="24"/>
-        </w:rPr>
-      </w:pPr>
-      <w:r>
-        <w:rPr>
-          <w:rFonts w:ascii="Arial" w:hAnsi="Arial" w:cs="Arial"/>
-          <w:b/>
-          <w:bCs/>
           <w:sz w:val="24"/>
           <w:szCs w:val="24"/>
         </w:rPr>
         <w:drawing>
-          <wp:inline distT="0" distB="0" distL="0" distR="0" wp14:anchorId="167A4C31" wp14:editId="4E9B667A">
-            <wp:extent cx="3819379" cy="2377231"/>
-            <wp:effectExtent l="0" t="0" r="0" b="4445"/>
-            <wp:docPr id="874571479" name="Imagen 1"/>
+          <wp:inline distT="0" distB="0" distL="0" distR="0" wp14:anchorId="7F25F9FC" wp14:editId="7D94EBA0">
+            <wp:extent cx="4485584" cy="2463800"/>
+            <wp:effectExtent l="0" t="0" r="0" b="0"/>
+            <wp:docPr id="1415943169" name="Imagen 1"/>
             <wp:cNvGraphicFramePr>
               <a:graphicFrameLocks xmlns:a="http://schemas.openxmlformats.org/drawingml/2006/main" noChangeAspect="1"/>
             </wp:cNvGraphicFramePr>
@@ -1798,7 +1744,7 @@
               <a:graphicData uri="http://schemas.openxmlformats.org/drawingml/2006/picture">
                 <pic:pic xmlns:pic="http://schemas.openxmlformats.org/drawingml/2006/picture">
                   <pic:nvPicPr>
-                    <pic:cNvPr id="874571479" name=""/>
+                    <pic:cNvPr id="1415943169" name=""/>
                     <pic:cNvPicPr/>
                   </pic:nvPicPr>
                   <pic:blipFill>
@@ -1810,7 +1756,7 @@
                   <pic:spPr>
                     <a:xfrm>
                       <a:off x="0" y="0"/>
-                      <a:ext cx="3852593" cy="2397904"/>
+                      <a:ext cx="4493315" cy="2468046"/>
                     </a:xfrm>
                     <a:prstGeom prst="rect">
                       <a:avLst/>
@@ -1839,7 +1785,7 @@
           <w:szCs w:val="24"/>
         </w:rPr>
         <w:lastRenderedPageBreak/>
-        <w:t xml:space="preserve">En el </w:t>
+        <w:t xml:space="preserve">En este </w:t>
       </w:r>
       <w:proofErr w:type="spellStart"/>
       <w:r>
@@ -1875,6 +1821,60 @@
           <w:sz w:val="24"/>
           <w:szCs w:val="24"/>
         </w:rPr>
+        <w:t xml:space="preserve"> se puede </w:t>
+      </w:r>
+      <w:proofErr w:type="spellStart"/>
+      <w:r>
+        <w:rPr>
+          <w:rFonts w:ascii="Arial" w:hAnsi="Arial" w:cs="Arial"/>
+          <w:sz w:val="24"/>
+          <w:szCs w:val="24"/>
+        </w:rPr>
+        <w:t>notar</w:t>
+      </w:r>
+      <w:proofErr w:type="spellEnd"/>
+      <w:r>
+        <w:rPr>
+          <w:rFonts w:ascii="Arial" w:hAnsi="Arial" w:cs="Arial"/>
+          <w:sz w:val="24"/>
+          <w:szCs w:val="24"/>
+        </w:rPr>
+        <w:t xml:space="preserve"> que </w:t>
+      </w:r>
+      <w:proofErr w:type="spellStart"/>
+      <w:r>
+        <w:rPr>
+          <w:rFonts w:ascii="Arial" w:hAnsi="Arial" w:cs="Arial"/>
+          <w:sz w:val="24"/>
+          <w:szCs w:val="24"/>
+        </w:rPr>
+        <w:t>con dos</w:t>
+      </w:r>
+      <w:proofErr w:type="spellEnd"/>
+      <w:r>
+        <w:rPr>
+          <w:rFonts w:ascii="Arial" w:hAnsi="Arial" w:cs="Arial"/>
+          <w:sz w:val="24"/>
+          <w:szCs w:val="24"/>
+        </w:rPr>
+        <w:t xml:space="preserve"> </w:t>
+      </w:r>
+      <w:proofErr w:type="spellStart"/>
+      <w:r>
+        <w:rPr>
+          <w:rFonts w:ascii="Arial" w:hAnsi="Arial" w:cs="Arial"/>
+          <w:sz w:val="24"/>
+          <w:szCs w:val="24"/>
+        </w:rPr>
+        <w:t>núcleos</w:t>
+      </w:r>
+      <w:proofErr w:type="spellEnd"/>
+      <w:r>
+        <w:rPr>
+          <w:rFonts w:ascii="Arial" w:hAnsi="Arial" w:cs="Arial"/>
+          <w:sz w:val="24"/>
+          <w:szCs w:val="24"/>
+        </w:rPr>
         <w:t xml:space="preserve"> de </w:t>
       </w:r>
       <w:proofErr w:type="spellStart"/>
@@ -1884,43 +1884,61 @@
           <w:sz w:val="24"/>
           <w:szCs w:val="24"/>
         </w:rPr>
-        <w:t>métricas</w:t>
-      </w:r>
-      <w:proofErr w:type="spellEnd"/>
-      <w:r>
-        <w:rPr>
-          <w:rFonts w:ascii="Arial" w:hAnsi="Arial" w:cs="Arial"/>
-          <w:sz w:val="24"/>
-          <w:szCs w:val="24"/>
-        </w:rPr>
-        <w:t xml:space="preserve">, al </w:t>
-      </w:r>
-      <w:proofErr w:type="spellStart"/>
-      <w:r>
-        <w:rPr>
-          <w:rFonts w:ascii="Arial" w:hAnsi="Arial" w:cs="Arial"/>
-          <w:sz w:val="24"/>
-          <w:szCs w:val="24"/>
-        </w:rPr>
-        <w:t>momento</w:t>
-      </w:r>
-      <w:proofErr w:type="spellEnd"/>
-      <w:r>
-        <w:rPr>
-          <w:rFonts w:ascii="Arial" w:hAnsi="Arial" w:cs="Arial"/>
-          <w:sz w:val="24"/>
-          <w:szCs w:val="24"/>
-        </w:rPr>
-        <w:t xml:space="preserve"> de que se divide la gran cantidad de datos en dos </w:t>
-      </w:r>
-      <w:proofErr w:type="spellStart"/>
-      <w:r>
-        <w:rPr>
-          <w:rFonts w:ascii="Arial" w:hAnsi="Arial" w:cs="Arial"/>
-          <w:sz w:val="24"/>
-          <w:szCs w:val="24"/>
-        </w:rPr>
-        <w:t>bloques</w:t>
+        <w:t>procesamiento</w:t>
+      </w:r>
+      <w:proofErr w:type="spellEnd"/>
+      <w:r>
+        <w:rPr>
+          <w:rFonts w:ascii="Arial" w:hAnsi="Arial" w:cs="Arial"/>
+          <w:sz w:val="24"/>
+          <w:szCs w:val="24"/>
+        </w:rPr>
+        <w:t xml:space="preserve">, el </w:t>
+      </w:r>
+      <w:proofErr w:type="spellStart"/>
+      <w:r>
+        <w:rPr>
+          <w:rFonts w:ascii="Arial" w:hAnsi="Arial" w:cs="Arial"/>
+          <w:sz w:val="24"/>
+          <w:szCs w:val="24"/>
+        </w:rPr>
+        <w:t>método</w:t>
+      </w:r>
+      <w:proofErr w:type="spellEnd"/>
+      <w:r>
+        <w:rPr>
+          <w:rFonts w:ascii="Arial" w:hAnsi="Arial" w:cs="Arial"/>
+          <w:sz w:val="24"/>
+          <w:szCs w:val="24"/>
+        </w:rPr>
+        <w:t xml:space="preserve"> uno </w:t>
+      </w:r>
+      <w:proofErr w:type="spellStart"/>
+      <w:r>
+        <w:rPr>
+          <w:rFonts w:ascii="Arial" w:hAnsi="Arial" w:cs="Arial"/>
+          <w:sz w:val="24"/>
+          <w:szCs w:val="24"/>
+        </w:rPr>
+        <w:t>logra</w:t>
+      </w:r>
+      <w:proofErr w:type="spellEnd"/>
+      <w:r>
+        <w:rPr>
+          <w:rFonts w:ascii="Arial" w:hAnsi="Arial" w:cs="Arial"/>
+          <w:sz w:val="24"/>
+          <w:szCs w:val="24"/>
+        </w:rPr>
+        <w:t xml:space="preserve"> una </w:t>
+      </w:r>
+      <w:proofErr w:type="spellStart"/>
+      <w:r>
+        <w:rPr>
+          <w:rFonts w:ascii="Arial" w:hAnsi="Arial" w:cs="Arial"/>
+          <w:sz w:val="24"/>
+          <w:szCs w:val="24"/>
+        </w:rPr>
+        <w:t>aceleración</w:t>
       </w:r>
       <w:proofErr w:type="spellEnd"/>
       <w:r>
@@ -1938,25 +1956,169 @@
           <w:sz w:val="24"/>
           <w:szCs w:val="24"/>
         </w:rPr>
-        <w:t>concurrente</w:t>
-      </w:r>
-      <w:proofErr w:type="spellEnd"/>
-      <w:r>
-        <w:rPr>
-          <w:rFonts w:ascii="Arial" w:hAnsi="Arial" w:cs="Arial"/>
-          <w:sz w:val="24"/>
-          <w:szCs w:val="24"/>
-        </w:rPr>
-        <w:t xml:space="preserve"> de 25 </w:t>
-      </w:r>
-      <w:proofErr w:type="spellStart"/>
-      <w:r>
-        <w:rPr>
-          <w:rFonts w:ascii="Arial" w:hAnsi="Arial" w:cs="Arial"/>
-          <w:sz w:val="24"/>
-          <w:szCs w:val="24"/>
-        </w:rPr>
-        <w:t>millones</w:t>
+        <w:t>bastante</w:t>
+      </w:r>
+      <w:proofErr w:type="spellEnd"/>
+      <w:r>
+        <w:rPr>
+          <w:rFonts w:ascii="Arial" w:hAnsi="Arial" w:cs="Arial"/>
+          <w:sz w:val="24"/>
+          <w:szCs w:val="24"/>
+        </w:rPr>
+        <w:t xml:space="preserve"> clara de 1.42x, </w:t>
+      </w:r>
+      <w:proofErr w:type="spellStart"/>
+      <w:r>
+        <w:rPr>
+          <w:rFonts w:ascii="Arial" w:hAnsi="Arial" w:cs="Arial"/>
+          <w:sz w:val="24"/>
+          <w:szCs w:val="24"/>
+        </w:rPr>
+        <w:t>reduciendo</w:t>
+      </w:r>
+      <w:proofErr w:type="spellEnd"/>
+      <w:r>
+        <w:rPr>
+          <w:rFonts w:ascii="Arial" w:hAnsi="Arial" w:cs="Arial"/>
+          <w:sz w:val="24"/>
+          <w:szCs w:val="24"/>
+        </w:rPr>
+        <w:t xml:space="preserve"> el tiempo de </w:t>
+      </w:r>
+      <w:proofErr w:type="spellStart"/>
+      <w:r>
+        <w:rPr>
+          <w:rFonts w:ascii="Arial" w:hAnsi="Arial" w:cs="Arial"/>
+          <w:sz w:val="24"/>
+          <w:szCs w:val="24"/>
+        </w:rPr>
+        <w:t>procesamiento</w:t>
+      </w:r>
+      <w:proofErr w:type="spellEnd"/>
+      <w:r>
+        <w:rPr>
+          <w:rFonts w:ascii="Arial" w:hAnsi="Arial" w:cs="Arial"/>
+          <w:sz w:val="24"/>
+          <w:szCs w:val="24"/>
+        </w:rPr>
+        <w:t xml:space="preserve"> a 487.82 </w:t>
+      </w:r>
+      <w:proofErr w:type="spellStart"/>
+      <w:r>
+        <w:rPr>
+          <w:rFonts w:ascii="Arial" w:hAnsi="Arial" w:cs="Arial"/>
+          <w:sz w:val="24"/>
+          <w:szCs w:val="24"/>
+        </w:rPr>
+        <w:t>ms</w:t>
+      </w:r>
+      <w:proofErr w:type="spellEnd"/>
+      <w:r>
+        <w:rPr>
+          <w:rFonts w:ascii="Arial" w:hAnsi="Arial" w:cs="Arial"/>
+          <w:sz w:val="24"/>
+          <w:szCs w:val="24"/>
+        </w:rPr>
+        <w:t xml:space="preserve"> con un </w:t>
+      </w:r>
+      <w:proofErr w:type="spellStart"/>
+      <w:r>
+        <w:rPr>
+          <w:rFonts w:ascii="Arial" w:hAnsi="Arial" w:cs="Arial"/>
+          <w:sz w:val="24"/>
+          <w:szCs w:val="24"/>
+        </w:rPr>
+        <w:t>aprovechamiento</w:t>
+      </w:r>
+      <w:proofErr w:type="spellEnd"/>
+      <w:r>
+        <w:rPr>
+          <w:rFonts w:ascii="Arial" w:hAnsi="Arial" w:cs="Arial"/>
+          <w:sz w:val="24"/>
+          <w:szCs w:val="24"/>
+        </w:rPr>
+        <w:t xml:space="preserve"> del hardware del 71%. Y también el </w:t>
+      </w:r>
+      <w:proofErr w:type="spellStart"/>
+      <w:r>
+        <w:rPr>
+          <w:rFonts w:ascii="Arial" w:hAnsi="Arial" w:cs="Arial"/>
+          <w:sz w:val="24"/>
+          <w:szCs w:val="24"/>
+        </w:rPr>
+        <w:t>segundo</w:t>
+      </w:r>
+      <w:proofErr w:type="spellEnd"/>
+      <w:r>
+        <w:rPr>
+          <w:rFonts w:ascii="Arial" w:hAnsi="Arial" w:cs="Arial"/>
+          <w:sz w:val="24"/>
+          <w:szCs w:val="24"/>
+        </w:rPr>
+        <w:t xml:space="preserve"> </w:t>
+      </w:r>
+      <w:proofErr w:type="spellStart"/>
+      <w:r>
+        <w:rPr>
+          <w:rFonts w:ascii="Arial" w:hAnsi="Arial" w:cs="Arial"/>
+          <w:sz w:val="24"/>
+          <w:szCs w:val="24"/>
+        </w:rPr>
+        <w:t>método</w:t>
+      </w:r>
+      <w:proofErr w:type="spellEnd"/>
+      <w:r>
+        <w:rPr>
+          <w:rFonts w:ascii="Arial" w:hAnsi="Arial" w:cs="Arial"/>
+          <w:sz w:val="24"/>
+          <w:szCs w:val="24"/>
+        </w:rPr>
+        <w:t xml:space="preserve"> reduce significativamente el tiempo </w:t>
+      </w:r>
+      <w:proofErr w:type="spellStart"/>
+      <w:r>
+        <w:rPr>
+          <w:rFonts w:ascii="Arial" w:hAnsi="Arial" w:cs="Arial"/>
+          <w:sz w:val="24"/>
+          <w:szCs w:val="24"/>
+        </w:rPr>
+        <w:t>respecto</w:t>
+      </w:r>
+      <w:proofErr w:type="spellEnd"/>
+      <w:r>
+        <w:rPr>
+          <w:rFonts w:ascii="Arial" w:hAnsi="Arial" w:cs="Arial"/>
+          <w:sz w:val="24"/>
+          <w:szCs w:val="24"/>
+        </w:rPr>
+        <w:t xml:space="preserve"> al </w:t>
+      </w:r>
+      <w:proofErr w:type="spellStart"/>
+      <w:r>
+        <w:rPr>
+          <w:rFonts w:ascii="Arial" w:hAnsi="Arial" w:cs="Arial"/>
+          <w:sz w:val="24"/>
+          <w:szCs w:val="24"/>
+        </w:rPr>
+        <w:t>al</w:t>
+      </w:r>
+      <w:proofErr w:type="spellEnd"/>
+      <w:r>
+        <w:rPr>
+          <w:rFonts w:ascii="Arial" w:hAnsi="Arial" w:cs="Arial"/>
+          <w:sz w:val="24"/>
+          <w:szCs w:val="24"/>
+        </w:rPr>
+        <w:t xml:space="preserve"> primer caso con un solo </w:t>
+      </w:r>
+      <w:proofErr w:type="spellStart"/>
+      <w:r>
+        <w:rPr>
+          <w:rFonts w:ascii="Arial" w:hAnsi="Arial" w:cs="Arial"/>
+          <w:sz w:val="24"/>
+          <w:szCs w:val="24"/>
+        </w:rPr>
+        <w:t>núcleo</w:t>
       </w:r>
       <w:proofErr w:type="spellEnd"/>
       <w:r>
@@ -1974,24 +2136,6 @@
           <w:sz w:val="24"/>
           <w:szCs w:val="24"/>
         </w:rPr>
-        <w:t>registros</w:t>
-      </w:r>
-      <w:proofErr w:type="spellEnd"/>
-      <w:r>
-        <w:rPr>
-          <w:rFonts w:ascii="Arial" w:hAnsi="Arial" w:cs="Arial"/>
-          <w:sz w:val="24"/>
-          <w:szCs w:val="24"/>
-        </w:rPr>
-        <w:t xml:space="preserve"> cada uno, el tiempo de </w:t>
-      </w:r>
-      <w:proofErr w:type="spellStart"/>
-      <w:r>
-        <w:rPr>
-          <w:rFonts w:ascii="Arial" w:hAnsi="Arial" w:cs="Arial"/>
-          <w:sz w:val="24"/>
-          <w:szCs w:val="24"/>
-        </w:rPr>
         <w:t>procesamiento</w:t>
       </w:r>
       <w:proofErr w:type="spellEnd"/>
@@ -2001,97 +2145,115 @@
           <w:sz w:val="24"/>
           <w:szCs w:val="24"/>
         </w:rPr>
-        <w:t xml:space="preserve"> se reduce </w:t>
-      </w:r>
-      <w:proofErr w:type="spellStart"/>
-      <w:r>
-        <w:rPr>
-          <w:rFonts w:ascii="Arial" w:hAnsi="Arial" w:cs="Arial"/>
-          <w:sz w:val="24"/>
-          <w:szCs w:val="24"/>
-        </w:rPr>
-        <w:t>drásticamente</w:t>
-      </w:r>
-      <w:proofErr w:type="spellEnd"/>
-      <w:r>
-        <w:rPr>
-          <w:rFonts w:ascii="Arial" w:hAnsi="Arial" w:cs="Arial"/>
-          <w:sz w:val="24"/>
-          <w:szCs w:val="24"/>
-        </w:rPr>
-        <w:t xml:space="preserve"> a </w:t>
-      </w:r>
-      <w:proofErr w:type="spellStart"/>
-      <w:r>
-        <w:rPr>
-          <w:rFonts w:ascii="Arial" w:hAnsi="Arial" w:cs="Arial"/>
-          <w:sz w:val="24"/>
-          <w:szCs w:val="24"/>
-        </w:rPr>
-        <w:t>unos</w:t>
-      </w:r>
-      <w:proofErr w:type="spellEnd"/>
-      <w:r>
-        <w:rPr>
-          <w:rFonts w:ascii="Arial" w:hAnsi="Arial" w:cs="Arial"/>
-          <w:sz w:val="24"/>
-          <w:szCs w:val="24"/>
-        </w:rPr>
-        <w:t xml:space="preserve"> 736 </w:t>
-      </w:r>
-      <w:proofErr w:type="spellStart"/>
-      <w:r>
-        <w:rPr>
-          <w:rFonts w:ascii="Arial" w:hAnsi="Arial" w:cs="Arial"/>
-          <w:sz w:val="24"/>
-          <w:szCs w:val="24"/>
-        </w:rPr>
-        <w:t>ms</w:t>
-      </w:r>
-      <w:proofErr w:type="spellEnd"/>
-      <w:r>
-        <w:rPr>
-          <w:rFonts w:ascii="Arial" w:hAnsi="Arial" w:cs="Arial"/>
-          <w:sz w:val="24"/>
-          <w:szCs w:val="24"/>
-        </w:rPr>
-        <w:t xml:space="preserve"> a 427 </w:t>
-      </w:r>
-      <w:proofErr w:type="spellStart"/>
-      <w:r>
-        <w:rPr>
-          <w:rFonts w:ascii="Arial" w:hAnsi="Arial" w:cs="Arial"/>
-          <w:sz w:val="24"/>
-          <w:szCs w:val="24"/>
-        </w:rPr>
-        <w:t>ms.</w:t>
-      </w:r>
-      <w:proofErr w:type="spellEnd"/>
-      <w:r>
-        <w:rPr>
-          <w:rFonts w:ascii="Arial" w:hAnsi="Arial" w:cs="Arial"/>
-          <w:sz w:val="24"/>
-          <w:szCs w:val="24"/>
-        </w:rPr>
-        <w:t xml:space="preserve"> Esto genera una </w:t>
-      </w:r>
-      <w:proofErr w:type="spellStart"/>
-      <w:r>
-        <w:rPr>
-          <w:rFonts w:ascii="Arial" w:hAnsi="Arial" w:cs="Arial"/>
-          <w:sz w:val="24"/>
-          <w:szCs w:val="24"/>
-        </w:rPr>
-        <w:t>aceleración</w:t>
-      </w:r>
-      <w:proofErr w:type="spellEnd"/>
-      <w:r>
-        <w:rPr>
-          <w:rFonts w:ascii="Arial" w:hAnsi="Arial" w:cs="Arial"/>
-          <w:sz w:val="24"/>
-          <w:szCs w:val="24"/>
-        </w:rPr>
-        <w:t xml:space="preserve"> del speedup de </w:t>
+        <w:t xml:space="preserve">, </w:t>
+      </w:r>
+      <w:proofErr w:type="spellStart"/>
+      <w:r>
+        <w:rPr>
+          <w:rFonts w:ascii="Arial" w:hAnsi="Arial" w:cs="Arial"/>
+          <w:sz w:val="24"/>
+          <w:szCs w:val="24"/>
+        </w:rPr>
+        <w:t>aunque</w:t>
+      </w:r>
+      <w:proofErr w:type="spellEnd"/>
+      <w:r>
+        <w:rPr>
+          <w:rFonts w:ascii="Arial" w:hAnsi="Arial" w:cs="Arial"/>
+          <w:sz w:val="24"/>
+          <w:szCs w:val="24"/>
+        </w:rPr>
+        <w:t xml:space="preserve"> a un </w:t>
+      </w:r>
+      <w:proofErr w:type="spellStart"/>
+      <w:r>
+        <w:rPr>
+          <w:rFonts w:ascii="Arial" w:hAnsi="Arial" w:cs="Arial"/>
+          <w:sz w:val="24"/>
+          <w:szCs w:val="24"/>
+        </w:rPr>
+        <w:t>reciente</w:t>
+      </w:r>
+      <w:proofErr w:type="spellEnd"/>
+      <w:r>
+        <w:rPr>
+          <w:rFonts w:ascii="Arial" w:hAnsi="Arial" w:cs="Arial"/>
+          <w:sz w:val="24"/>
+          <w:szCs w:val="24"/>
+        </w:rPr>
+        <w:t xml:space="preserve"> </w:t>
+      </w:r>
+      <w:proofErr w:type="spellStart"/>
+      <w:r>
+        <w:rPr>
+          <w:rFonts w:ascii="Arial" w:hAnsi="Arial" w:cs="Arial"/>
+          <w:sz w:val="24"/>
+          <w:szCs w:val="24"/>
+        </w:rPr>
+        <w:t>reciente</w:t>
+      </w:r>
+      <w:proofErr w:type="spellEnd"/>
+      <w:r>
+        <w:rPr>
+          <w:rFonts w:ascii="Arial" w:hAnsi="Arial" w:cs="Arial"/>
+          <w:sz w:val="24"/>
+          <w:szCs w:val="24"/>
+        </w:rPr>
+        <w:t xml:space="preserve"> </w:t>
+      </w:r>
+      <w:proofErr w:type="spellStart"/>
+      <w:r>
+        <w:rPr>
+          <w:rFonts w:ascii="Arial" w:hAnsi="Arial" w:cs="Arial"/>
+          <w:sz w:val="24"/>
+          <w:szCs w:val="24"/>
+        </w:rPr>
+        <w:t>costo</w:t>
+      </w:r>
+      <w:proofErr w:type="spellEnd"/>
+      <w:r>
+        <w:rPr>
+          <w:rFonts w:ascii="Arial" w:hAnsi="Arial" w:cs="Arial"/>
+          <w:sz w:val="24"/>
+          <w:szCs w:val="24"/>
+        </w:rPr>
+        <w:t xml:space="preserve"> de </w:t>
+      </w:r>
+      <w:proofErr w:type="spellStart"/>
+      <w:r>
+        <w:rPr>
+          <w:rFonts w:ascii="Arial" w:hAnsi="Arial" w:cs="Arial"/>
+          <w:sz w:val="24"/>
+          <w:szCs w:val="24"/>
+        </w:rPr>
+        <w:t>abstracción</w:t>
+      </w:r>
+      <w:proofErr w:type="spellEnd"/>
+      <w:r>
+        <w:rPr>
+          <w:rFonts w:ascii="Arial" w:hAnsi="Arial" w:cs="Arial"/>
+          <w:sz w:val="24"/>
+          <w:szCs w:val="24"/>
+        </w:rPr>
+        <w:t xml:space="preserve"> con el </w:t>
+      </w:r>
+      <w:proofErr w:type="spellStart"/>
+      <w:r>
+        <w:rPr>
+          <w:rFonts w:ascii="Arial" w:hAnsi="Arial" w:cs="Arial"/>
+          <w:sz w:val="24"/>
+          <w:szCs w:val="24"/>
+        </w:rPr>
+        <w:t>parallel.for</w:t>
+      </w:r>
+      <w:proofErr w:type="spellEnd"/>
+      <w:r>
+        <w:rPr>
+          <w:rFonts w:ascii="Arial" w:hAnsi="Arial" w:cs="Arial"/>
+          <w:sz w:val="24"/>
+          <w:szCs w:val="24"/>
+        </w:rPr>
+        <w:t xml:space="preserve"> para esta carga </w:t>
       </w:r>
       <w:proofErr w:type="gramStart"/>
       <w:r>
@@ -2100,207 +2262,9 @@
           <w:sz w:val="24"/>
           <w:szCs w:val="24"/>
         </w:rPr>
-        <w:t>un 1</w:t>
+        <w:t>en particular</w:t>
       </w:r>
       <w:proofErr w:type="gramEnd"/>
-      <w:r>
-        <w:rPr>
-          <w:rFonts w:ascii="Arial" w:hAnsi="Arial" w:cs="Arial"/>
-          <w:sz w:val="24"/>
-          <w:szCs w:val="24"/>
-        </w:rPr>
-        <w:t xml:space="preserve">.72x, </w:t>
-      </w:r>
-      <w:proofErr w:type="spellStart"/>
-      <w:r>
-        <w:rPr>
-          <w:rFonts w:ascii="Arial" w:hAnsi="Arial" w:cs="Arial"/>
-          <w:sz w:val="24"/>
-          <w:szCs w:val="24"/>
-        </w:rPr>
-        <w:t>resultando</w:t>
-      </w:r>
-      <w:proofErr w:type="spellEnd"/>
-      <w:r>
-        <w:rPr>
-          <w:rFonts w:ascii="Arial" w:hAnsi="Arial" w:cs="Arial"/>
-          <w:sz w:val="24"/>
-          <w:szCs w:val="24"/>
-        </w:rPr>
-        <w:t xml:space="preserve"> </w:t>
-      </w:r>
-      <w:proofErr w:type="spellStart"/>
-      <w:r>
-        <w:rPr>
-          <w:rFonts w:ascii="Arial" w:hAnsi="Arial" w:cs="Arial"/>
-          <w:sz w:val="24"/>
-          <w:szCs w:val="24"/>
-        </w:rPr>
-        <w:t>así</w:t>
-      </w:r>
-      <w:proofErr w:type="spellEnd"/>
-      <w:r>
-        <w:rPr>
-          <w:rFonts w:ascii="Arial" w:hAnsi="Arial" w:cs="Arial"/>
-          <w:sz w:val="24"/>
-          <w:szCs w:val="24"/>
-        </w:rPr>
-        <w:t xml:space="preserve"> una </w:t>
-      </w:r>
-      <w:proofErr w:type="spellStart"/>
-      <w:r>
-        <w:rPr>
-          <w:rFonts w:ascii="Arial" w:hAnsi="Arial" w:cs="Arial"/>
-          <w:sz w:val="24"/>
-          <w:szCs w:val="24"/>
-        </w:rPr>
-        <w:t>alta</w:t>
-      </w:r>
-      <w:proofErr w:type="spellEnd"/>
-      <w:r>
-        <w:rPr>
-          <w:rFonts w:ascii="Arial" w:hAnsi="Arial" w:cs="Arial"/>
-          <w:sz w:val="24"/>
-          <w:szCs w:val="24"/>
-        </w:rPr>
-        <w:t xml:space="preserve"> </w:t>
-      </w:r>
-      <w:proofErr w:type="spellStart"/>
-      <w:r>
-        <w:rPr>
-          <w:rFonts w:ascii="Arial" w:hAnsi="Arial" w:cs="Arial"/>
-          <w:sz w:val="24"/>
-          <w:szCs w:val="24"/>
-        </w:rPr>
-        <w:t>eficiencia</w:t>
-      </w:r>
-      <w:proofErr w:type="spellEnd"/>
-      <w:r>
-        <w:rPr>
-          <w:rFonts w:ascii="Arial" w:hAnsi="Arial" w:cs="Arial"/>
-          <w:sz w:val="24"/>
-          <w:szCs w:val="24"/>
-        </w:rPr>
-        <w:t xml:space="preserve"> del 86.18%, </w:t>
-      </w:r>
-      <w:proofErr w:type="spellStart"/>
-      <w:r>
-        <w:rPr>
-          <w:rFonts w:ascii="Arial" w:hAnsi="Arial" w:cs="Arial"/>
-          <w:sz w:val="24"/>
-          <w:szCs w:val="24"/>
-        </w:rPr>
-        <w:t>demostrando</w:t>
-      </w:r>
-      <w:proofErr w:type="spellEnd"/>
-      <w:r>
-        <w:rPr>
-          <w:rFonts w:ascii="Arial" w:hAnsi="Arial" w:cs="Arial"/>
-          <w:sz w:val="24"/>
-          <w:szCs w:val="24"/>
-        </w:rPr>
-        <w:t xml:space="preserve"> un </w:t>
-      </w:r>
-      <w:proofErr w:type="spellStart"/>
-      <w:r>
-        <w:rPr>
-          <w:rFonts w:ascii="Arial" w:hAnsi="Arial" w:cs="Arial"/>
-          <w:sz w:val="24"/>
-          <w:szCs w:val="24"/>
-        </w:rPr>
-        <w:t>aprovechamiento</w:t>
-      </w:r>
-      <w:proofErr w:type="spellEnd"/>
-      <w:r>
-        <w:rPr>
-          <w:rFonts w:ascii="Arial" w:hAnsi="Arial" w:cs="Arial"/>
-          <w:sz w:val="24"/>
-          <w:szCs w:val="24"/>
-        </w:rPr>
-        <w:t xml:space="preserve"> </w:t>
-      </w:r>
-      <w:proofErr w:type="spellStart"/>
-      <w:r>
-        <w:rPr>
-          <w:rFonts w:ascii="Arial" w:hAnsi="Arial" w:cs="Arial"/>
-          <w:sz w:val="24"/>
-          <w:szCs w:val="24"/>
-        </w:rPr>
-        <w:t>efectivo</w:t>
-      </w:r>
-      <w:proofErr w:type="spellEnd"/>
-      <w:r>
-        <w:rPr>
-          <w:rFonts w:ascii="Arial" w:hAnsi="Arial" w:cs="Arial"/>
-          <w:sz w:val="24"/>
-          <w:szCs w:val="24"/>
-        </w:rPr>
-        <w:t xml:space="preserve"> del </w:t>
-      </w:r>
-      <w:proofErr w:type="spellStart"/>
-      <w:r>
-        <w:rPr>
-          <w:rFonts w:ascii="Arial" w:hAnsi="Arial" w:cs="Arial"/>
-          <w:sz w:val="24"/>
-          <w:szCs w:val="24"/>
-        </w:rPr>
-        <w:t>paralelismo</w:t>
-      </w:r>
-      <w:proofErr w:type="spellEnd"/>
-      <w:r>
-        <w:rPr>
-          <w:rFonts w:ascii="Arial" w:hAnsi="Arial" w:cs="Arial"/>
-          <w:sz w:val="24"/>
-          <w:szCs w:val="24"/>
-        </w:rPr>
-        <w:t xml:space="preserve"> en la </w:t>
-      </w:r>
-      <w:proofErr w:type="spellStart"/>
-      <w:r>
-        <w:rPr>
-          <w:rFonts w:ascii="Arial" w:hAnsi="Arial" w:cs="Arial"/>
-          <w:sz w:val="24"/>
-          <w:szCs w:val="24"/>
-        </w:rPr>
-        <w:t>arquitectura</w:t>
-      </w:r>
-      <w:proofErr w:type="spellEnd"/>
-      <w:r>
-        <w:rPr>
-          <w:rFonts w:ascii="Arial" w:hAnsi="Arial" w:cs="Arial"/>
-          <w:sz w:val="24"/>
-          <w:szCs w:val="24"/>
-        </w:rPr>
-        <w:t xml:space="preserve"> cuando se está </w:t>
-      </w:r>
-      <w:proofErr w:type="spellStart"/>
-      <w:r>
-        <w:rPr>
-          <w:rFonts w:ascii="Arial" w:hAnsi="Arial" w:cs="Arial"/>
-          <w:sz w:val="24"/>
-          <w:szCs w:val="24"/>
-        </w:rPr>
-        <w:t>implementando</w:t>
-      </w:r>
-      <w:proofErr w:type="spellEnd"/>
-      <w:r>
-        <w:rPr>
-          <w:rFonts w:ascii="Arial" w:hAnsi="Arial" w:cs="Arial"/>
-          <w:sz w:val="24"/>
-          <w:szCs w:val="24"/>
-        </w:rPr>
-        <w:t xml:space="preserve"> un </w:t>
-      </w:r>
-      <w:proofErr w:type="spellStart"/>
-      <w:r>
-        <w:rPr>
-          <w:rFonts w:ascii="Arial" w:hAnsi="Arial" w:cs="Arial"/>
-          <w:sz w:val="24"/>
-          <w:szCs w:val="24"/>
-        </w:rPr>
-        <w:t>multinúcleo</w:t>
-      </w:r>
-      <w:proofErr w:type="spellEnd"/>
       <w:r>
         <w:rPr>
           <w:rFonts w:ascii="Arial" w:hAnsi="Arial" w:cs="Arial"/>
@@ -2315,10 +2279,68 @@
         <w:jc w:val="both"/>
         <w:rPr>
           <w:rFonts w:ascii="Arial" w:hAnsi="Arial" w:cs="Arial"/>
+          <w:b/>
+          <w:bCs/>
           <w:sz w:val="24"/>
           <w:szCs w:val="24"/>
         </w:rPr>
       </w:pPr>
+      <w:proofErr w:type="spellStart"/>
+      <w:r>
+        <w:rPr>
+          <w:rFonts w:ascii="Arial" w:hAnsi="Arial" w:cs="Arial"/>
+          <w:b/>
+          <w:bCs/>
+          <w:sz w:val="24"/>
+          <w:szCs w:val="24"/>
+        </w:rPr>
+        <w:t>Tercer</w:t>
+      </w:r>
+      <w:proofErr w:type="spellEnd"/>
+      <w:r>
+        <w:rPr>
+          <w:rFonts w:ascii="Arial" w:hAnsi="Arial" w:cs="Arial"/>
+          <w:b/>
+          <w:bCs/>
+          <w:sz w:val="24"/>
+          <w:szCs w:val="24"/>
+        </w:rPr>
+        <w:t xml:space="preserve"> </w:t>
+      </w:r>
+      <w:proofErr w:type="spellStart"/>
+      <w:r>
+        <w:rPr>
+          <w:rFonts w:ascii="Arial" w:hAnsi="Arial" w:cs="Arial"/>
+          <w:b/>
+          <w:bCs/>
+          <w:sz w:val="24"/>
+          <w:szCs w:val="24"/>
+        </w:rPr>
+        <w:t>análisis</w:t>
+      </w:r>
+      <w:proofErr w:type="spellEnd"/>
+      <w:r>
+        <w:rPr>
+          <w:rFonts w:ascii="Arial" w:hAnsi="Arial" w:cs="Arial"/>
+          <w:b/>
+          <w:bCs/>
+          <w:sz w:val="24"/>
+          <w:szCs w:val="24"/>
+        </w:rPr>
+        <w:t xml:space="preserve"> de </w:t>
+      </w:r>
+      <w:proofErr w:type="spellStart"/>
+      <w:r>
+        <w:rPr>
+          <w:rFonts w:ascii="Arial" w:hAnsi="Arial" w:cs="Arial"/>
+          <w:b/>
+          <w:bCs/>
+          <w:sz w:val="24"/>
+          <w:szCs w:val="24"/>
+        </w:rPr>
+        <w:t>métricas</w:t>
+      </w:r>
+      <w:proofErr w:type="spellEnd"/>
     </w:p>
     <w:p>
       <w:pPr>
@@ -2331,7 +2353,6 @@
           <w:szCs w:val="24"/>
         </w:rPr>
       </w:pPr>
-      <w:proofErr w:type="spellStart"/>
       <w:r>
         <w:rPr>
           <w:rFonts w:ascii="Arial" w:hAnsi="Arial" w:cs="Arial"/>
@@ -2340,78 +2361,11 @@
           <w:sz w:val="24"/>
           <w:szCs w:val="24"/>
         </w:rPr>
-        <w:t>Tercer</w:t>
-      </w:r>
-      <w:proofErr w:type="spellEnd"/>
-      <w:r>
-        <w:rPr>
-          <w:rFonts w:ascii="Arial" w:hAnsi="Arial" w:cs="Arial"/>
-          <w:b/>
-          <w:bCs/>
-          <w:sz w:val="24"/>
-          <w:szCs w:val="24"/>
-        </w:rPr>
-        <w:t xml:space="preserve"> </w:t>
-      </w:r>
-      <w:proofErr w:type="spellStart"/>
-      <w:r>
-        <w:rPr>
-          <w:rFonts w:ascii="Arial" w:hAnsi="Arial" w:cs="Arial"/>
-          <w:b/>
-          <w:bCs/>
-          <w:sz w:val="24"/>
-          <w:szCs w:val="24"/>
-        </w:rPr>
-        <w:t>análisis</w:t>
-      </w:r>
-      <w:proofErr w:type="spellEnd"/>
-      <w:r>
-        <w:rPr>
-          <w:rFonts w:ascii="Arial" w:hAnsi="Arial" w:cs="Arial"/>
-          <w:b/>
-          <w:bCs/>
-          <w:sz w:val="24"/>
-          <w:szCs w:val="24"/>
-        </w:rPr>
-        <w:t xml:space="preserve"> de </w:t>
-      </w:r>
-      <w:proofErr w:type="spellStart"/>
-      <w:r>
-        <w:rPr>
-          <w:rFonts w:ascii="Arial" w:hAnsi="Arial" w:cs="Arial"/>
-          <w:b/>
-          <w:bCs/>
-          <w:sz w:val="24"/>
-          <w:szCs w:val="24"/>
-        </w:rPr>
-        <w:t>métricas</w:t>
-      </w:r>
-      <w:proofErr w:type="spellEnd"/>
-    </w:p>
-    <w:p>
-      <w:pPr>
-        <w:jc w:val="both"/>
-        <w:rPr>
-          <w:rFonts w:ascii="Arial" w:hAnsi="Arial" w:cs="Arial"/>
-          <w:b/>
-          <w:bCs/>
-          <w:sz w:val="24"/>
-          <w:szCs w:val="24"/>
-        </w:rPr>
-      </w:pPr>
-      <w:r>
-        <w:rPr>
-          <w:rFonts w:ascii="Arial" w:hAnsi="Arial" w:cs="Arial"/>
-          <w:b/>
-          <w:bCs/>
-          <w:sz w:val="24"/>
-          <w:szCs w:val="24"/>
-        </w:rPr>
         <w:drawing>
-          <wp:inline distT="0" distB="0" distL="0" distR="0" wp14:anchorId="3A2529AF" wp14:editId="109CAA1A">
-            <wp:extent cx="5400040" cy="3286125"/>
-            <wp:effectExtent l="0" t="0" r="0" b="9525"/>
-            <wp:docPr id="1614733511" name="Imagen 1"/>
+          <wp:inline distT="0" distB="0" distL="0" distR="0" wp14:anchorId="59E5EAAE" wp14:editId="00002D74">
+            <wp:extent cx="5400040" cy="2767965"/>
+            <wp:effectExtent l="0" t="0" r="0" b="0"/>
+            <wp:docPr id="1813835968" name="Imagen 1"/>
             <wp:cNvGraphicFramePr>
               <a:graphicFrameLocks xmlns:a="http://schemas.openxmlformats.org/drawingml/2006/main" noChangeAspect="1"/>
             </wp:cNvGraphicFramePr>
@@ -2419,7 +2373,7 @@
               <a:graphicData uri="http://schemas.openxmlformats.org/drawingml/2006/picture">
                 <pic:pic xmlns:pic="http://schemas.openxmlformats.org/drawingml/2006/picture">
                   <pic:nvPicPr>
-                    <pic:cNvPr id="1614733511" name=""/>
+                    <pic:cNvPr id="1813835968" name=""/>
                     <pic:cNvPicPr/>
                   </pic:nvPicPr>
                   <pic:blipFill>
@@ -2431,7 +2385,7 @@
                   <pic:spPr>
                     <a:xfrm>
                       <a:off x="0" y="0"/>
-                      <a:ext cx="5400040" cy="3286125"/>
+                      <a:ext cx="5400040" cy="2767965"/>
                     </a:xfrm>
                     <a:prstGeom prst="rect">
                       <a:avLst/>
@@ -2459,16 +2413,16 @@
           <w:sz w:val="24"/>
           <w:szCs w:val="24"/>
         </w:rPr>
-        <w:t xml:space="preserve">Ya para el </w:t>
-      </w:r>
-      <w:proofErr w:type="spellStart"/>
-      <w:r>
-        <w:rPr>
-          <w:rFonts w:ascii="Arial" w:hAnsi="Arial" w:cs="Arial"/>
-          <w:sz w:val="24"/>
-          <w:szCs w:val="24"/>
-        </w:rPr>
-        <w:t>tercer</w:t>
+        <w:t xml:space="preserve">Para este </w:t>
+      </w:r>
+      <w:proofErr w:type="spellStart"/>
+      <w:r>
+        <w:rPr>
+          <w:rFonts w:ascii="Arial" w:hAnsi="Arial" w:cs="Arial"/>
+          <w:sz w:val="24"/>
+          <w:szCs w:val="24"/>
+        </w:rPr>
+        <w:t>segundo</w:t>
       </w:r>
       <w:proofErr w:type="spellEnd"/>
       <w:r>
@@ -2513,16 +2467,34 @@
           <w:sz w:val="24"/>
           <w:szCs w:val="24"/>
         </w:rPr>
-        <w:t xml:space="preserve">, </w:t>
-      </w:r>
-      <w:proofErr w:type="spellStart"/>
-      <w:r>
-        <w:rPr>
-          <w:rFonts w:ascii="Arial" w:hAnsi="Arial" w:cs="Arial"/>
-          <w:sz w:val="24"/>
-          <w:szCs w:val="24"/>
-        </w:rPr>
-        <w:t>nos</w:t>
+        <w:t xml:space="preserve">, se puede </w:t>
+      </w:r>
+      <w:proofErr w:type="spellStart"/>
+      <w:r>
+        <w:rPr>
+          <w:rFonts w:ascii="Arial" w:hAnsi="Arial" w:cs="Arial"/>
+          <w:sz w:val="24"/>
+          <w:szCs w:val="24"/>
+        </w:rPr>
+        <w:t>notar</w:t>
+      </w:r>
+      <w:proofErr w:type="spellEnd"/>
+      <w:r>
+        <w:rPr>
+          <w:rFonts w:ascii="Arial" w:hAnsi="Arial" w:cs="Arial"/>
+          <w:sz w:val="24"/>
+          <w:szCs w:val="24"/>
+        </w:rPr>
+        <w:t xml:space="preserve"> que ambos </w:t>
+      </w:r>
+      <w:proofErr w:type="spellStart"/>
+      <w:r>
+        <w:rPr>
+          <w:rFonts w:ascii="Arial" w:hAnsi="Arial" w:cs="Arial"/>
+          <w:sz w:val="24"/>
+          <w:szCs w:val="24"/>
+        </w:rPr>
+        <w:t>algoritmos</w:t>
       </w:r>
       <w:proofErr w:type="spellEnd"/>
       <w:r>
@@ -2540,7 +2512,25 @@
           <w:sz w:val="24"/>
           <w:szCs w:val="24"/>
         </w:rPr>
-        <w:t>pudimos</w:t>
+        <w:t>superan</w:t>
+      </w:r>
+      <w:proofErr w:type="spellEnd"/>
+      <w:r>
+        <w:rPr>
+          <w:rFonts w:ascii="Arial" w:hAnsi="Arial" w:cs="Arial"/>
+          <w:sz w:val="24"/>
+          <w:szCs w:val="24"/>
+        </w:rPr>
+        <w:t xml:space="preserve"> la </w:t>
+      </w:r>
+      <w:proofErr w:type="spellStart"/>
+      <w:r>
+        <w:rPr>
+          <w:rFonts w:ascii="Arial" w:hAnsi="Arial" w:cs="Arial"/>
+          <w:sz w:val="24"/>
+          <w:szCs w:val="24"/>
+        </w:rPr>
+        <w:t>velocidad</w:t>
       </w:r>
       <w:proofErr w:type="spellEnd"/>
       <w:r>
@@ -2558,41 +2548,43 @@
           <w:sz w:val="24"/>
           <w:szCs w:val="24"/>
         </w:rPr>
-        <w:t>dar</w:t>
-      </w:r>
-      <w:proofErr w:type="spellEnd"/>
-      <w:r>
-        <w:rPr>
-          <w:rFonts w:ascii="Arial" w:hAnsi="Arial" w:cs="Arial"/>
-          <w:sz w:val="24"/>
-          <w:szCs w:val="24"/>
-        </w:rPr>
-        <w:t xml:space="preserve"> cuenta que la distribución en</w:t>
-      </w:r>
-      <w:r>
-        <w:rPr>
-          <w:rFonts w:ascii="Arial" w:hAnsi="Arial" w:cs="Arial"/>
-          <w:sz w:val="24"/>
-          <w:szCs w:val="24"/>
-        </w:rPr>
-        <w:t xml:space="preserve"> 3</w:t>
-      </w:r>
-      <w:r>
-        <w:rPr>
-          <w:rFonts w:ascii="Arial" w:hAnsi="Arial" w:cs="Arial"/>
-          <w:sz w:val="24"/>
-          <w:szCs w:val="24"/>
-        </w:rPr>
-        <w:t xml:space="preserve"> tareas </w:t>
-      </w:r>
-      <w:proofErr w:type="spellStart"/>
-      <w:r>
-        <w:rPr>
-          <w:rFonts w:ascii="Arial" w:hAnsi="Arial" w:cs="Arial"/>
-          <w:sz w:val="24"/>
-          <w:szCs w:val="24"/>
-        </w:rPr>
-        <w:t>paralelas</w:t>
+        <w:t>secuencial</w:t>
+      </w:r>
+      <w:proofErr w:type="spellEnd"/>
+      <w:r>
+        <w:rPr>
+          <w:rFonts w:ascii="Arial" w:hAnsi="Arial" w:cs="Arial"/>
+          <w:sz w:val="24"/>
+          <w:szCs w:val="24"/>
+        </w:rPr>
+        <w:t xml:space="preserve">. El </w:t>
+      </w:r>
+      <w:proofErr w:type="spellStart"/>
+      <w:r>
+        <w:rPr>
+          <w:rFonts w:ascii="Arial" w:hAnsi="Arial" w:cs="Arial"/>
+          <w:sz w:val="24"/>
+          <w:szCs w:val="24"/>
+        </w:rPr>
+        <w:t>método</w:t>
+      </w:r>
+      <w:proofErr w:type="spellEnd"/>
+      <w:r>
+        <w:rPr>
+          <w:rFonts w:ascii="Arial" w:hAnsi="Arial" w:cs="Arial"/>
+          <w:sz w:val="24"/>
+          <w:szCs w:val="24"/>
+        </w:rPr>
+        <w:t xml:space="preserve"> 1 </w:t>
+      </w:r>
+      <w:proofErr w:type="spellStart"/>
+      <w:r>
+        <w:rPr>
+          <w:rFonts w:ascii="Arial" w:hAnsi="Arial" w:cs="Arial"/>
+          <w:sz w:val="24"/>
+          <w:szCs w:val="24"/>
+        </w:rPr>
+        <w:t>llega</w:t>
       </w:r>
       <w:proofErr w:type="spellEnd"/>
       <w:r>
@@ -2603,16 +2595,16 @@
         </w:rPr>
         <w:t xml:space="preserve"> </w:t>
       </w:r>
-      <w:proofErr w:type="spellStart"/>
-      <w:r>
-        <w:rPr>
-          <w:rFonts w:ascii="Arial" w:hAnsi="Arial" w:cs="Arial"/>
-          <w:sz w:val="24"/>
-          <w:szCs w:val="24"/>
-        </w:rPr>
-        <w:t>logra</w:t>
-      </w:r>
-      <w:proofErr w:type="spellEnd"/>
+      <w:proofErr w:type="gramStart"/>
+      <w:r>
+        <w:rPr>
+          <w:rFonts w:ascii="Arial" w:hAnsi="Arial" w:cs="Arial"/>
+          <w:sz w:val="24"/>
+          <w:szCs w:val="24"/>
+        </w:rPr>
+        <w:t>a</w:t>
+      </w:r>
+      <w:proofErr w:type="gramEnd"/>
       <w:r>
         <w:rPr>
           <w:rFonts w:ascii="Arial" w:hAnsi="Arial" w:cs="Arial"/>
@@ -2628,25 +2620,25 @@
           <w:sz w:val="24"/>
           <w:szCs w:val="24"/>
         </w:rPr>
-        <w:t>reducir</w:t>
-      </w:r>
-      <w:proofErr w:type="spellEnd"/>
-      <w:r>
-        <w:rPr>
-          <w:rFonts w:ascii="Arial" w:hAnsi="Arial" w:cs="Arial"/>
-          <w:sz w:val="24"/>
-          <w:szCs w:val="24"/>
-        </w:rPr>
-        <w:t xml:space="preserve"> el tiempo a 337 </w:t>
-      </w:r>
-      <w:proofErr w:type="spellStart"/>
-      <w:r>
-        <w:rPr>
-          <w:rFonts w:ascii="Arial" w:hAnsi="Arial" w:cs="Arial"/>
-          <w:sz w:val="24"/>
-          <w:szCs w:val="24"/>
-        </w:rPr>
-        <w:t>ms</w:t>
+        <w:t>escalar</w:t>
+      </w:r>
+      <w:proofErr w:type="spellEnd"/>
+      <w:r>
+        <w:rPr>
+          <w:rFonts w:ascii="Arial" w:hAnsi="Arial" w:cs="Arial"/>
+          <w:sz w:val="24"/>
+          <w:szCs w:val="24"/>
+        </w:rPr>
+        <w:t xml:space="preserve"> a 1.65x, mientras que el </w:t>
+      </w:r>
+      <w:proofErr w:type="spellStart"/>
+      <w:r>
+        <w:rPr>
+          <w:rFonts w:ascii="Arial" w:hAnsi="Arial" w:cs="Arial"/>
+          <w:sz w:val="24"/>
+          <w:szCs w:val="24"/>
+        </w:rPr>
+        <w:t>segundo</w:t>
       </w:r>
       <w:proofErr w:type="spellEnd"/>
       <w:r>
@@ -2664,25 +2656,7 @@
           <w:sz w:val="24"/>
           <w:szCs w:val="24"/>
         </w:rPr>
-        <w:t>frente</w:t>
-      </w:r>
-      <w:proofErr w:type="spellEnd"/>
-      <w:r>
-        <w:rPr>
-          <w:rFonts w:ascii="Arial" w:hAnsi="Arial" w:cs="Arial"/>
-          <w:sz w:val="24"/>
-          <w:szCs w:val="24"/>
-        </w:rPr>
-        <w:t xml:space="preserve"> a los 706 </w:t>
-      </w:r>
-      <w:proofErr w:type="spellStart"/>
-      <w:r>
-        <w:rPr>
-          <w:rFonts w:ascii="Arial" w:hAnsi="Arial" w:cs="Arial"/>
-          <w:sz w:val="24"/>
-          <w:szCs w:val="24"/>
-        </w:rPr>
-        <w:t>ms</w:t>
+        <w:t>método</w:t>
       </w:r>
       <w:proofErr w:type="spellEnd"/>
       <w:r>
@@ -2700,34 +2674,34 @@
           <w:sz w:val="24"/>
           <w:szCs w:val="24"/>
         </w:rPr>
-        <w:t>secuenciales</w:t>
-      </w:r>
-      <w:proofErr w:type="spellEnd"/>
-      <w:r>
-        <w:rPr>
-          <w:rFonts w:ascii="Arial" w:hAnsi="Arial" w:cs="Arial"/>
-          <w:sz w:val="24"/>
-          <w:szCs w:val="24"/>
-        </w:rPr>
-        <w:t xml:space="preserve">, </w:t>
-      </w:r>
-      <w:proofErr w:type="spellStart"/>
-      <w:r>
-        <w:rPr>
-          <w:rFonts w:ascii="Arial" w:hAnsi="Arial" w:cs="Arial"/>
-          <w:sz w:val="24"/>
-          <w:szCs w:val="24"/>
-        </w:rPr>
-        <w:t>alcanzando</w:t>
-      </w:r>
-      <w:proofErr w:type="spellEnd"/>
-      <w:r>
-        <w:rPr>
-          <w:rFonts w:ascii="Arial" w:hAnsi="Arial" w:cs="Arial"/>
-          <w:sz w:val="24"/>
-          <w:szCs w:val="24"/>
-        </w:rPr>
-        <w:t xml:space="preserve"> un speedup de 2.09x y una </w:t>
+        <w:t>cruza</w:t>
+      </w:r>
+      <w:proofErr w:type="spellEnd"/>
+      <w:r>
+        <w:rPr>
+          <w:rFonts w:ascii="Arial" w:hAnsi="Arial" w:cs="Arial"/>
+          <w:sz w:val="24"/>
+          <w:szCs w:val="24"/>
+        </w:rPr>
+        <w:t xml:space="preserve"> el umbral de </w:t>
+      </w:r>
+      <w:proofErr w:type="spellStart"/>
+      <w:r>
+        <w:rPr>
+          <w:rFonts w:ascii="Arial" w:hAnsi="Arial" w:cs="Arial"/>
+          <w:sz w:val="24"/>
+          <w:szCs w:val="24"/>
+        </w:rPr>
+        <w:t>ganancia</w:t>
+      </w:r>
+      <w:proofErr w:type="spellEnd"/>
+      <w:r>
+        <w:rPr>
+          <w:rFonts w:ascii="Arial" w:hAnsi="Arial" w:cs="Arial"/>
+          <w:sz w:val="24"/>
+          <w:szCs w:val="24"/>
+        </w:rPr>
+        <w:t xml:space="preserve"> con 1.523x, en donde la </w:t>
       </w:r>
       <w:proofErr w:type="spellStart"/>
       <w:r>
@@ -2745,60 +2719,6 @@
           <w:sz w:val="24"/>
           <w:szCs w:val="24"/>
         </w:rPr>
-        <w:t xml:space="preserve"> del 69.83%. Se </w:t>
-      </w:r>
-      <w:proofErr w:type="spellStart"/>
-      <w:r>
-        <w:rPr>
-          <w:rFonts w:ascii="Arial" w:hAnsi="Arial" w:cs="Arial"/>
-          <w:sz w:val="24"/>
-          <w:szCs w:val="24"/>
-        </w:rPr>
-        <w:t>evidencia</w:t>
-      </w:r>
-      <w:proofErr w:type="spellEnd"/>
-      <w:r>
-        <w:rPr>
-          <w:rFonts w:ascii="Arial" w:hAnsi="Arial" w:cs="Arial"/>
-          <w:sz w:val="24"/>
-          <w:szCs w:val="24"/>
-        </w:rPr>
-        <w:t xml:space="preserve"> una </w:t>
-      </w:r>
-      <w:proofErr w:type="spellStart"/>
-      <w:r>
-        <w:rPr>
-          <w:rFonts w:ascii="Arial" w:hAnsi="Arial" w:cs="Arial"/>
-          <w:sz w:val="24"/>
-          <w:szCs w:val="24"/>
-        </w:rPr>
-        <w:t>ganancia</w:t>
-      </w:r>
-      <w:proofErr w:type="spellEnd"/>
-      <w:r>
-        <w:rPr>
-          <w:rFonts w:ascii="Arial" w:hAnsi="Arial" w:cs="Arial"/>
-          <w:sz w:val="24"/>
-          <w:szCs w:val="24"/>
-        </w:rPr>
-        <w:t xml:space="preserve"> del </w:t>
-      </w:r>
-      <w:proofErr w:type="spellStart"/>
-      <w:r>
-        <w:rPr>
-          <w:rFonts w:ascii="Arial" w:hAnsi="Arial" w:cs="Arial"/>
-          <w:sz w:val="24"/>
-          <w:szCs w:val="24"/>
-        </w:rPr>
-        <w:t>rendimiento</w:t>
-      </w:r>
-      <w:proofErr w:type="spellEnd"/>
-      <w:r>
-        <w:rPr>
-          <w:rFonts w:ascii="Arial" w:hAnsi="Arial" w:cs="Arial"/>
-          <w:sz w:val="24"/>
-          <w:szCs w:val="24"/>
-        </w:rPr>
         <w:t xml:space="preserve"> </w:t>
       </w:r>
       <w:proofErr w:type="spellStart"/>
@@ -2808,43 +2728,7 @@
           <w:sz w:val="24"/>
           <w:szCs w:val="24"/>
         </w:rPr>
-        <w:t>sostenida</w:t>
-      </w:r>
-      <w:proofErr w:type="spellEnd"/>
-      <w:r>
-        <w:rPr>
-          <w:rFonts w:ascii="Arial" w:hAnsi="Arial" w:cs="Arial"/>
-          <w:sz w:val="24"/>
-          <w:szCs w:val="24"/>
-        </w:rPr>
-        <w:t xml:space="preserve"> a </w:t>
-      </w:r>
-      <w:proofErr w:type="spellStart"/>
-      <w:r>
-        <w:rPr>
-          <w:rFonts w:ascii="Arial" w:hAnsi="Arial" w:cs="Arial"/>
-          <w:sz w:val="24"/>
-          <w:szCs w:val="24"/>
-        </w:rPr>
-        <w:t>medida</w:t>
-      </w:r>
-      <w:proofErr w:type="spellEnd"/>
-      <w:r>
-        <w:rPr>
-          <w:rFonts w:ascii="Arial" w:hAnsi="Arial" w:cs="Arial"/>
-          <w:sz w:val="24"/>
-          <w:szCs w:val="24"/>
-        </w:rPr>
-        <w:t xml:space="preserve"> que se </w:t>
-      </w:r>
-      <w:proofErr w:type="spellStart"/>
-      <w:r>
-        <w:rPr>
-          <w:rFonts w:ascii="Arial" w:hAnsi="Arial" w:cs="Arial"/>
-          <w:sz w:val="24"/>
-          <w:szCs w:val="24"/>
-        </w:rPr>
-        <w:t>añade</w:t>
+        <w:t>porcentual</w:t>
       </w:r>
       <w:proofErr w:type="spellEnd"/>
       <w:r>
@@ -2862,7 +2746,61 @@
           <w:sz w:val="24"/>
           <w:szCs w:val="24"/>
         </w:rPr>
-        <w:t>unidades</w:t>
+        <w:t>comienza</w:t>
+      </w:r>
+      <w:proofErr w:type="spellEnd"/>
+      <w:r>
+        <w:rPr>
+          <w:rFonts w:ascii="Arial" w:hAnsi="Arial" w:cs="Arial"/>
+          <w:sz w:val="24"/>
+          <w:szCs w:val="24"/>
+        </w:rPr>
+        <w:t xml:space="preserve"> a descender por el </w:t>
+      </w:r>
+      <w:proofErr w:type="spellStart"/>
+      <w:r>
+        <w:rPr>
+          <w:rFonts w:ascii="Arial" w:hAnsi="Arial" w:cs="Arial"/>
+          <w:sz w:val="24"/>
+          <w:szCs w:val="24"/>
+        </w:rPr>
+        <w:t>contenido</w:t>
+      </w:r>
+      <w:proofErr w:type="spellEnd"/>
+      <w:r>
+        <w:rPr>
+          <w:rFonts w:ascii="Arial" w:hAnsi="Arial" w:cs="Arial"/>
+          <w:sz w:val="24"/>
+          <w:szCs w:val="24"/>
+        </w:rPr>
+        <w:t xml:space="preserve"> de los buses de memoria al </w:t>
+      </w:r>
+      <w:proofErr w:type="spellStart"/>
+      <w:r>
+        <w:rPr>
+          <w:rFonts w:ascii="Arial" w:hAnsi="Arial" w:cs="Arial"/>
+          <w:sz w:val="24"/>
+          <w:szCs w:val="24"/>
+        </w:rPr>
+        <w:t>procesar</w:t>
+      </w:r>
+      <w:proofErr w:type="spellEnd"/>
+      <w:r>
+        <w:rPr>
+          <w:rFonts w:ascii="Arial" w:hAnsi="Arial" w:cs="Arial"/>
+          <w:sz w:val="24"/>
+          <w:szCs w:val="24"/>
+        </w:rPr>
+        <w:t xml:space="preserve"> 50 </w:t>
+      </w:r>
+      <w:proofErr w:type="spellStart"/>
+      <w:r>
+        <w:rPr>
+          <w:rFonts w:ascii="Arial" w:hAnsi="Arial" w:cs="Arial"/>
+          <w:sz w:val="24"/>
+          <w:szCs w:val="24"/>
+        </w:rPr>
+        <w:t>millones</w:t>
       </w:r>
       <w:proofErr w:type="spellEnd"/>
       <w:r>
@@ -2880,25 +2818,25 @@
           <w:sz w:val="24"/>
           <w:szCs w:val="24"/>
         </w:rPr>
-        <w:t>procesamientos</w:t>
-      </w:r>
-      <w:proofErr w:type="spellEnd"/>
-      <w:r>
-        <w:rPr>
-          <w:rFonts w:ascii="Arial" w:hAnsi="Arial" w:cs="Arial"/>
-          <w:sz w:val="24"/>
-          <w:szCs w:val="24"/>
-        </w:rPr>
-        <w:t xml:space="preserve"> a la carga </w:t>
-      </w:r>
-      <w:proofErr w:type="spellStart"/>
-      <w:r>
-        <w:rPr>
-          <w:rFonts w:ascii="Arial" w:hAnsi="Arial" w:cs="Arial"/>
-          <w:sz w:val="24"/>
-          <w:szCs w:val="24"/>
-        </w:rPr>
-        <w:t>masiva</w:t>
+        <w:t>registros</w:t>
+      </w:r>
+      <w:proofErr w:type="spellEnd"/>
+      <w:r>
+        <w:rPr>
+          <w:rFonts w:ascii="Arial" w:hAnsi="Arial" w:cs="Arial"/>
+          <w:sz w:val="24"/>
+          <w:szCs w:val="24"/>
+        </w:rPr>
+        <w:t xml:space="preserve"> </w:t>
+      </w:r>
+      <w:proofErr w:type="spellStart"/>
+      <w:r>
+        <w:rPr>
+          <w:rFonts w:ascii="Arial" w:hAnsi="Arial" w:cs="Arial"/>
+          <w:sz w:val="24"/>
+          <w:szCs w:val="24"/>
+        </w:rPr>
+        <w:t>simultáneamente</w:t>
       </w:r>
       <w:proofErr w:type="spellEnd"/>
       <w:r>
@@ -2915,18 +2853,62 @@
         <w:jc w:val="both"/>
         <w:rPr>
           <w:rFonts w:ascii="Arial" w:hAnsi="Arial" w:cs="Arial"/>
+          <w:b/>
+          <w:bCs/>
           <w:sz w:val="24"/>
           <w:szCs w:val="24"/>
         </w:rPr>
       </w:pPr>
+      <w:r>
+        <w:rPr>
+          <w:rFonts w:ascii="Arial" w:hAnsi="Arial" w:cs="Arial"/>
+          <w:b/>
+          <w:bCs/>
+          <w:sz w:val="24"/>
+          <w:szCs w:val="24"/>
+        </w:rPr>
+        <w:t xml:space="preserve">Cuarto </w:t>
+      </w:r>
+      <w:proofErr w:type="spellStart"/>
+      <w:r>
+        <w:rPr>
+          <w:rFonts w:ascii="Arial" w:hAnsi="Arial" w:cs="Arial"/>
+          <w:b/>
+          <w:bCs/>
+          <w:sz w:val="24"/>
+          <w:szCs w:val="24"/>
+        </w:rPr>
+        <w:t>análisis</w:t>
+      </w:r>
+      <w:proofErr w:type="spellEnd"/>
+      <w:r>
+        <w:rPr>
+          <w:rFonts w:ascii="Arial" w:hAnsi="Arial" w:cs="Arial"/>
+          <w:b/>
+          <w:bCs/>
+          <w:sz w:val="24"/>
+          <w:szCs w:val="24"/>
+        </w:rPr>
+        <w:t xml:space="preserve"> de </w:t>
+      </w:r>
+      <w:proofErr w:type="spellStart"/>
+      <w:r>
+        <w:rPr>
+          <w:rFonts w:ascii="Arial" w:hAnsi="Arial" w:cs="Arial"/>
+          <w:b/>
+          <w:bCs/>
+          <w:sz w:val="24"/>
+          <w:szCs w:val="24"/>
+        </w:rPr>
+        <w:t>métricas</w:t>
+      </w:r>
+      <w:proofErr w:type="spellEnd"/>
     </w:p>
     <w:p>
       <w:pPr>
         <w:jc w:val="both"/>
         <w:rPr>
           <w:rFonts w:ascii="Arial" w:hAnsi="Arial" w:cs="Arial"/>
-          <w:b/>
-          <w:bCs/>
           <w:sz w:val="24"/>
           <w:szCs w:val="24"/>
         </w:rPr>
@@ -2934,72 +2916,14 @@
       <w:r>
         <w:rPr>
           <w:rFonts w:ascii="Arial" w:hAnsi="Arial" w:cs="Arial"/>
-          <w:b/>
-          <w:bCs/>
-          <w:sz w:val="24"/>
-          <w:szCs w:val="24"/>
-        </w:rPr>
-        <w:t xml:space="preserve">Cuarto </w:t>
-      </w:r>
-      <w:proofErr w:type="spellStart"/>
-      <w:r>
-        <w:rPr>
-          <w:rFonts w:ascii="Arial" w:hAnsi="Arial" w:cs="Arial"/>
-          <w:b/>
-          <w:bCs/>
-          <w:sz w:val="24"/>
-          <w:szCs w:val="24"/>
-        </w:rPr>
-        <w:t>análisis</w:t>
-      </w:r>
-      <w:proofErr w:type="spellEnd"/>
-      <w:r>
-        <w:rPr>
-          <w:rFonts w:ascii="Arial" w:hAnsi="Arial" w:cs="Arial"/>
-          <w:b/>
-          <w:bCs/>
-          <w:sz w:val="24"/>
-          <w:szCs w:val="24"/>
-        </w:rPr>
-        <w:t xml:space="preserve"> de </w:t>
-      </w:r>
-      <w:proofErr w:type="spellStart"/>
-      <w:r>
-        <w:rPr>
-          <w:rFonts w:ascii="Arial" w:hAnsi="Arial" w:cs="Arial"/>
-          <w:b/>
-          <w:bCs/>
-          <w:sz w:val="24"/>
-          <w:szCs w:val="24"/>
-        </w:rPr>
-        <w:t>métricas</w:t>
-      </w:r>
-      <w:proofErr w:type="spellEnd"/>
-    </w:p>
-    <w:p>
-      <w:pPr>
-        <w:jc w:val="both"/>
-        <w:rPr>
-          <w:rFonts w:ascii="Arial" w:hAnsi="Arial" w:cs="Arial"/>
-          <w:b/>
-          <w:bCs/>
-          <w:sz w:val="24"/>
-          <w:szCs w:val="24"/>
-        </w:rPr>
-      </w:pPr>
-      <w:r>
-        <w:rPr>
-          <w:rFonts w:ascii="Arial" w:hAnsi="Arial" w:cs="Arial"/>
-          <w:b/>
-          <w:bCs/>
           <w:sz w:val="24"/>
           <w:szCs w:val="24"/>
         </w:rPr>
         <w:drawing>
-          <wp:inline distT="0" distB="0" distL="0" distR="0" wp14:anchorId="21E8A63F" wp14:editId="67D607D9">
-            <wp:extent cx="3341077" cy="1963236"/>
+          <wp:inline distT="0" distB="0" distL="0" distR="0" wp14:anchorId="59773C57" wp14:editId="0F79CEB8">
+            <wp:extent cx="5400040" cy="3126740"/>
             <wp:effectExtent l="0" t="0" r="0" b="0"/>
-            <wp:docPr id="9382138" name="Imagen 1"/>
+            <wp:docPr id="1227778392" name="Imagen 1"/>
             <wp:cNvGraphicFramePr>
               <a:graphicFrameLocks xmlns:a="http://schemas.openxmlformats.org/drawingml/2006/main" noChangeAspect="1"/>
             </wp:cNvGraphicFramePr>
@@ -3007,7 +2931,7 @@
               <a:graphicData uri="http://schemas.openxmlformats.org/drawingml/2006/picture">
                 <pic:pic xmlns:pic="http://schemas.openxmlformats.org/drawingml/2006/picture">
                   <pic:nvPicPr>
-                    <pic:cNvPr id="9382138" name=""/>
+                    <pic:cNvPr id="1227778392" name=""/>
                     <pic:cNvPicPr/>
                   </pic:nvPicPr>
                   <pic:blipFill>
@@ -3019,7 +2943,7 @@
                   <pic:spPr>
                     <a:xfrm>
                       <a:off x="0" y="0"/>
-                      <a:ext cx="3363173" cy="1976220"/>
+                      <a:ext cx="5400040" cy="3126740"/>
                     </a:xfrm>
                     <a:prstGeom prst="rect">
                       <a:avLst/>
@@ -3066,7 +2990,7 @@
           <w:sz w:val="24"/>
           <w:szCs w:val="24"/>
         </w:rPr>
-        <w:t xml:space="preserve"> y </w:t>
+        <w:t xml:space="preserve"> y el </w:t>
       </w:r>
       <w:proofErr w:type="spellStart"/>
       <w:r>
@@ -3102,6 +3026,348 @@
           <w:sz w:val="24"/>
           <w:szCs w:val="24"/>
         </w:rPr>
+        <w:t xml:space="preserve">, aquí se </w:t>
+      </w:r>
+      <w:proofErr w:type="spellStart"/>
+      <w:r>
+        <w:rPr>
+          <w:rFonts w:ascii="Arial" w:hAnsi="Arial" w:cs="Arial"/>
+          <w:sz w:val="24"/>
+          <w:szCs w:val="24"/>
+        </w:rPr>
+        <w:t>ve</w:t>
+      </w:r>
+      <w:proofErr w:type="spellEnd"/>
+      <w:r>
+        <w:rPr>
+          <w:rFonts w:ascii="Arial" w:hAnsi="Arial" w:cs="Arial"/>
+          <w:sz w:val="24"/>
+          <w:szCs w:val="24"/>
+        </w:rPr>
+        <w:t xml:space="preserve"> que es donde se </w:t>
+      </w:r>
+      <w:proofErr w:type="spellStart"/>
+      <w:r>
+        <w:rPr>
+          <w:rFonts w:ascii="Arial" w:hAnsi="Arial" w:cs="Arial"/>
+          <w:sz w:val="24"/>
+          <w:szCs w:val="24"/>
+        </w:rPr>
+        <w:t>alcanza</w:t>
+      </w:r>
+      <w:proofErr w:type="spellEnd"/>
+      <w:r>
+        <w:rPr>
+          <w:rFonts w:ascii="Arial" w:hAnsi="Arial" w:cs="Arial"/>
+          <w:sz w:val="24"/>
+          <w:szCs w:val="24"/>
+        </w:rPr>
+        <w:t xml:space="preserve"> </w:t>
+      </w:r>
+      <w:proofErr w:type="spellStart"/>
+      <w:r>
+        <w:rPr>
+          <w:rFonts w:ascii="Arial" w:hAnsi="Arial" w:cs="Arial"/>
+          <w:sz w:val="24"/>
+          <w:szCs w:val="24"/>
+        </w:rPr>
+        <w:t>mejor</w:t>
+      </w:r>
+      <w:proofErr w:type="spellEnd"/>
+      <w:r>
+        <w:rPr>
+          <w:rFonts w:ascii="Arial" w:hAnsi="Arial" w:cs="Arial"/>
+          <w:sz w:val="24"/>
+          <w:szCs w:val="24"/>
+        </w:rPr>
+        <w:t xml:space="preserve"> tiempo global en el primer </w:t>
+      </w:r>
+      <w:proofErr w:type="spellStart"/>
+      <w:r>
+        <w:rPr>
+          <w:rFonts w:ascii="Arial" w:hAnsi="Arial" w:cs="Arial"/>
+          <w:sz w:val="24"/>
+          <w:szCs w:val="24"/>
+        </w:rPr>
+        <w:t>método</w:t>
+      </w:r>
+      <w:proofErr w:type="spellEnd"/>
+      <w:r>
+        <w:rPr>
+          <w:rFonts w:ascii="Arial" w:hAnsi="Arial" w:cs="Arial"/>
+          <w:sz w:val="24"/>
+          <w:szCs w:val="24"/>
+        </w:rPr>
+        <w:t xml:space="preserve"> con 385.09 </w:t>
+      </w:r>
+      <w:proofErr w:type="spellStart"/>
+      <w:r>
+        <w:rPr>
+          <w:rFonts w:ascii="Arial" w:hAnsi="Arial" w:cs="Arial"/>
+          <w:sz w:val="24"/>
+          <w:szCs w:val="24"/>
+        </w:rPr>
+        <w:t>ms</w:t>
+      </w:r>
+      <w:proofErr w:type="spellEnd"/>
+      <w:r>
+        <w:rPr>
+          <w:rFonts w:ascii="Arial" w:hAnsi="Arial" w:cs="Arial"/>
+          <w:sz w:val="24"/>
+          <w:szCs w:val="24"/>
+        </w:rPr>
+        <w:t xml:space="preserve">, </w:t>
+      </w:r>
+      <w:proofErr w:type="spellStart"/>
+      <w:r>
+        <w:rPr>
+          <w:rFonts w:ascii="Arial" w:hAnsi="Arial" w:cs="Arial"/>
+          <w:sz w:val="24"/>
+          <w:szCs w:val="24"/>
+        </w:rPr>
+        <w:t>casi</w:t>
+      </w:r>
+      <w:proofErr w:type="spellEnd"/>
+      <w:r>
+        <w:rPr>
+          <w:rFonts w:ascii="Arial" w:hAnsi="Arial" w:cs="Arial"/>
+          <w:sz w:val="24"/>
+          <w:szCs w:val="24"/>
+        </w:rPr>
+        <w:t xml:space="preserve"> el doble de </w:t>
+      </w:r>
+      <w:proofErr w:type="spellStart"/>
+      <w:r>
+        <w:rPr>
+          <w:rFonts w:ascii="Arial" w:hAnsi="Arial" w:cs="Arial"/>
+          <w:sz w:val="24"/>
+          <w:szCs w:val="24"/>
+        </w:rPr>
+        <w:t>rápido</w:t>
+      </w:r>
+      <w:proofErr w:type="spellEnd"/>
+      <w:r>
+        <w:rPr>
+          <w:rFonts w:ascii="Arial" w:hAnsi="Arial" w:cs="Arial"/>
+          <w:sz w:val="24"/>
+          <w:szCs w:val="24"/>
+        </w:rPr>
+        <w:t xml:space="preserve"> que la </w:t>
+      </w:r>
+      <w:proofErr w:type="spellStart"/>
+      <w:r>
+        <w:rPr>
+          <w:rFonts w:ascii="Arial" w:hAnsi="Arial" w:cs="Arial"/>
+          <w:sz w:val="24"/>
+          <w:szCs w:val="24"/>
+        </w:rPr>
+        <w:t>versión</w:t>
+      </w:r>
+      <w:proofErr w:type="spellEnd"/>
+      <w:r>
+        <w:rPr>
+          <w:rFonts w:ascii="Arial" w:hAnsi="Arial" w:cs="Arial"/>
+          <w:sz w:val="24"/>
+          <w:szCs w:val="24"/>
+        </w:rPr>
+        <w:t xml:space="preserve"> </w:t>
+      </w:r>
+      <w:proofErr w:type="spellStart"/>
+      <w:r>
+        <w:rPr>
+          <w:rFonts w:ascii="Arial" w:hAnsi="Arial" w:cs="Arial"/>
+          <w:sz w:val="24"/>
+          <w:szCs w:val="24"/>
+        </w:rPr>
+        <w:t>secuencial</w:t>
+      </w:r>
+      <w:proofErr w:type="spellEnd"/>
+      <w:r>
+        <w:rPr>
+          <w:rFonts w:ascii="Arial" w:hAnsi="Arial" w:cs="Arial"/>
+          <w:sz w:val="24"/>
+          <w:szCs w:val="24"/>
+        </w:rPr>
+        <w:t xml:space="preserve"> con un speedup de 1.84x, y el </w:t>
+      </w:r>
+      <w:proofErr w:type="spellStart"/>
+      <w:r>
+        <w:rPr>
+          <w:rFonts w:ascii="Arial" w:hAnsi="Arial" w:cs="Arial"/>
+          <w:sz w:val="24"/>
+          <w:szCs w:val="24"/>
+        </w:rPr>
+        <w:t>método</w:t>
+      </w:r>
+      <w:proofErr w:type="spellEnd"/>
+      <w:r>
+        <w:rPr>
+          <w:rFonts w:ascii="Arial" w:hAnsi="Arial" w:cs="Arial"/>
+          <w:sz w:val="24"/>
+          <w:szCs w:val="24"/>
+        </w:rPr>
+        <w:t xml:space="preserve"> 2 </w:t>
+      </w:r>
+      <w:proofErr w:type="spellStart"/>
+      <w:r>
+        <w:rPr>
+          <w:rFonts w:ascii="Arial" w:hAnsi="Arial" w:cs="Arial"/>
+          <w:sz w:val="24"/>
+          <w:szCs w:val="24"/>
+        </w:rPr>
+        <w:t>logra</w:t>
+      </w:r>
+      <w:proofErr w:type="spellEnd"/>
+      <w:r>
+        <w:rPr>
+          <w:rFonts w:ascii="Arial" w:hAnsi="Arial" w:cs="Arial"/>
+          <w:sz w:val="24"/>
+          <w:szCs w:val="24"/>
+        </w:rPr>
+        <w:t xml:space="preserve"> su </w:t>
+      </w:r>
+      <w:proofErr w:type="spellStart"/>
+      <w:r>
+        <w:rPr>
+          <w:rFonts w:ascii="Arial" w:hAnsi="Arial" w:cs="Arial"/>
+          <w:sz w:val="24"/>
+          <w:szCs w:val="24"/>
+        </w:rPr>
+        <w:t>mejor</w:t>
+      </w:r>
+      <w:proofErr w:type="spellEnd"/>
+      <w:r>
+        <w:rPr>
+          <w:rFonts w:ascii="Arial" w:hAnsi="Arial" w:cs="Arial"/>
+          <w:sz w:val="24"/>
+          <w:szCs w:val="24"/>
+        </w:rPr>
+        <w:t xml:space="preserve"> </w:t>
+      </w:r>
+      <w:proofErr w:type="spellStart"/>
+      <w:r>
+        <w:rPr>
+          <w:rFonts w:ascii="Arial" w:hAnsi="Arial" w:cs="Arial"/>
+          <w:sz w:val="24"/>
+          <w:szCs w:val="24"/>
+        </w:rPr>
+        <w:t>marca</w:t>
+      </w:r>
+      <w:proofErr w:type="spellEnd"/>
+      <w:r>
+        <w:rPr>
+          <w:rFonts w:ascii="Arial" w:hAnsi="Arial" w:cs="Arial"/>
+          <w:sz w:val="24"/>
+          <w:szCs w:val="24"/>
+        </w:rPr>
+        <w:t xml:space="preserve"> con 535.55 m. Aquí se puede </w:t>
+      </w:r>
+      <w:proofErr w:type="spellStart"/>
+      <w:r>
+        <w:rPr>
+          <w:rFonts w:ascii="Arial" w:hAnsi="Arial" w:cs="Arial"/>
+          <w:sz w:val="24"/>
+          <w:szCs w:val="24"/>
+        </w:rPr>
+        <w:t>validar</w:t>
+      </w:r>
+      <w:proofErr w:type="spellEnd"/>
+      <w:r>
+        <w:rPr>
+          <w:rFonts w:ascii="Arial" w:hAnsi="Arial" w:cs="Arial"/>
+          <w:sz w:val="24"/>
+          <w:szCs w:val="24"/>
+        </w:rPr>
+        <w:t xml:space="preserve"> la </w:t>
+      </w:r>
+      <w:proofErr w:type="spellStart"/>
+      <w:r>
+        <w:rPr>
+          <w:rFonts w:ascii="Arial" w:hAnsi="Arial" w:cs="Arial"/>
+          <w:sz w:val="24"/>
+          <w:szCs w:val="24"/>
+        </w:rPr>
+        <w:t>integridad</w:t>
+      </w:r>
+      <w:proofErr w:type="spellEnd"/>
+      <w:r>
+        <w:rPr>
+          <w:rFonts w:ascii="Arial" w:hAnsi="Arial" w:cs="Arial"/>
+          <w:sz w:val="24"/>
+          <w:szCs w:val="24"/>
+        </w:rPr>
+        <w:t xml:space="preserve"> en donde todas las </w:t>
+      </w:r>
+      <w:proofErr w:type="spellStart"/>
+      <w:r>
+        <w:rPr>
+          <w:rFonts w:ascii="Arial" w:hAnsi="Arial" w:cs="Arial"/>
+          <w:sz w:val="24"/>
+          <w:szCs w:val="24"/>
+        </w:rPr>
+        <w:t>ejecuciones</w:t>
+      </w:r>
+      <w:proofErr w:type="spellEnd"/>
+      <w:r>
+        <w:rPr>
+          <w:rFonts w:ascii="Arial" w:hAnsi="Arial" w:cs="Arial"/>
+          <w:sz w:val="24"/>
+          <w:szCs w:val="24"/>
+        </w:rPr>
+        <w:t xml:space="preserve"> son true y </w:t>
+      </w:r>
+      <w:proofErr w:type="spellStart"/>
+      <w:r>
+        <w:rPr>
+          <w:rFonts w:ascii="Arial" w:hAnsi="Arial" w:cs="Arial"/>
+          <w:sz w:val="24"/>
+          <w:szCs w:val="24"/>
+        </w:rPr>
+        <w:t>confirman</w:t>
+      </w:r>
+      <w:proofErr w:type="spellEnd"/>
+      <w:r>
+        <w:rPr>
+          <w:rFonts w:ascii="Arial" w:hAnsi="Arial" w:cs="Arial"/>
+          <w:sz w:val="24"/>
+          <w:szCs w:val="24"/>
+        </w:rPr>
+        <w:t xml:space="preserve"> que no </w:t>
+      </w:r>
+      <w:proofErr w:type="spellStart"/>
+      <w:r>
+        <w:rPr>
+          <w:rFonts w:ascii="Arial" w:hAnsi="Arial" w:cs="Arial"/>
+          <w:sz w:val="24"/>
+          <w:szCs w:val="24"/>
+        </w:rPr>
+        <w:t>extendieron</w:t>
+      </w:r>
+      <w:proofErr w:type="spellEnd"/>
+      <w:r>
+        <w:rPr>
+          <w:rFonts w:ascii="Arial" w:hAnsi="Arial" w:cs="Arial"/>
+          <w:sz w:val="24"/>
+          <w:szCs w:val="24"/>
+        </w:rPr>
+        <w:t xml:space="preserve"> las </w:t>
+      </w:r>
+      <w:proofErr w:type="spellStart"/>
+      <w:r>
+        <w:rPr>
+          <w:rFonts w:ascii="Arial" w:hAnsi="Arial" w:cs="Arial"/>
+          <w:sz w:val="24"/>
+          <w:szCs w:val="24"/>
+        </w:rPr>
+        <w:t>coincidencias</w:t>
+      </w:r>
+      <w:proofErr w:type="spellEnd"/>
+      <w:r>
+        <w:rPr>
+          <w:rFonts w:ascii="Arial" w:hAnsi="Arial" w:cs="Arial"/>
+          <w:sz w:val="24"/>
+          <w:szCs w:val="24"/>
+        </w:rPr>
         <w:t xml:space="preserve"> de </w:t>
       </w:r>
       <w:proofErr w:type="spellStart"/>
@@ -3111,376 +3377,34 @@
           <w:sz w:val="24"/>
           <w:szCs w:val="24"/>
         </w:rPr>
-        <w:t>métricas</w:t>
-      </w:r>
-      <w:proofErr w:type="spellEnd"/>
-      <w:r>
-        <w:rPr>
-          <w:rFonts w:ascii="Arial" w:hAnsi="Arial" w:cs="Arial"/>
-          <w:sz w:val="24"/>
-          <w:szCs w:val="24"/>
-        </w:rPr>
-        <w:t xml:space="preserve">, en donde se </w:t>
-      </w:r>
-      <w:proofErr w:type="spellStart"/>
-      <w:r>
-        <w:rPr>
-          <w:rFonts w:ascii="Arial" w:hAnsi="Arial" w:cs="Arial"/>
-          <w:sz w:val="24"/>
-          <w:szCs w:val="24"/>
-        </w:rPr>
-        <w:t>estuvieron</w:t>
-      </w:r>
-      <w:proofErr w:type="spellEnd"/>
-      <w:r>
-        <w:rPr>
-          <w:rFonts w:ascii="Arial" w:hAnsi="Arial" w:cs="Arial"/>
-          <w:sz w:val="24"/>
-          <w:szCs w:val="24"/>
-        </w:rPr>
-        <w:t xml:space="preserve"> </w:t>
-      </w:r>
-      <w:proofErr w:type="spellStart"/>
-      <w:r>
-        <w:rPr>
-          <w:rFonts w:ascii="Arial" w:hAnsi="Arial" w:cs="Arial"/>
-          <w:sz w:val="24"/>
-          <w:szCs w:val="24"/>
-        </w:rPr>
-        <w:t>utilizando</w:t>
-      </w:r>
-      <w:proofErr w:type="spellEnd"/>
-      <w:r>
-        <w:rPr>
-          <w:rFonts w:ascii="Arial" w:hAnsi="Arial" w:cs="Arial"/>
-          <w:sz w:val="24"/>
-          <w:szCs w:val="24"/>
-        </w:rPr>
-        <w:t xml:space="preserve"> 4 </w:t>
-      </w:r>
-      <w:proofErr w:type="spellStart"/>
-      <w:r>
-        <w:rPr>
-          <w:rFonts w:ascii="Arial" w:hAnsi="Arial" w:cs="Arial"/>
-          <w:sz w:val="24"/>
-          <w:szCs w:val="24"/>
-        </w:rPr>
-        <w:t>núcleos</w:t>
-      </w:r>
-      <w:proofErr w:type="spellEnd"/>
-      <w:r>
-        <w:rPr>
-          <w:rFonts w:ascii="Arial" w:hAnsi="Arial" w:cs="Arial"/>
-          <w:sz w:val="24"/>
-          <w:szCs w:val="24"/>
-        </w:rPr>
-        <w:t xml:space="preserve"> </w:t>
-      </w:r>
-      <w:proofErr w:type="spellStart"/>
-      <w:r>
-        <w:rPr>
-          <w:rFonts w:ascii="Arial" w:hAnsi="Arial" w:cs="Arial"/>
-          <w:sz w:val="24"/>
-          <w:szCs w:val="24"/>
-        </w:rPr>
-        <w:t>lógicos</w:t>
-      </w:r>
-      <w:proofErr w:type="spellEnd"/>
-      <w:r>
-        <w:rPr>
-          <w:rFonts w:ascii="Arial" w:hAnsi="Arial" w:cs="Arial"/>
-          <w:sz w:val="24"/>
-          <w:szCs w:val="24"/>
-        </w:rPr>
-        <w:t xml:space="preserve"> de </w:t>
-      </w:r>
-      <w:proofErr w:type="spellStart"/>
-      <w:r>
-        <w:rPr>
-          <w:rFonts w:ascii="Arial" w:hAnsi="Arial" w:cs="Arial"/>
-          <w:sz w:val="24"/>
-          <w:szCs w:val="24"/>
-        </w:rPr>
-        <w:t>procesamiento</w:t>
-      </w:r>
-      <w:proofErr w:type="spellEnd"/>
-      <w:r>
-        <w:rPr>
-          <w:rFonts w:ascii="Arial" w:hAnsi="Arial" w:cs="Arial"/>
-          <w:sz w:val="24"/>
-          <w:szCs w:val="24"/>
-        </w:rPr>
-        <w:t xml:space="preserve">, el sistema </w:t>
-      </w:r>
-      <w:proofErr w:type="spellStart"/>
-      <w:r>
-        <w:rPr>
-          <w:rFonts w:ascii="Arial" w:hAnsi="Arial" w:cs="Arial"/>
-          <w:sz w:val="24"/>
-          <w:szCs w:val="24"/>
-        </w:rPr>
-        <w:t>alcanzó</w:t>
-      </w:r>
-      <w:proofErr w:type="spellEnd"/>
-      <w:r>
-        <w:rPr>
-          <w:rFonts w:ascii="Arial" w:hAnsi="Arial" w:cs="Arial"/>
-          <w:sz w:val="24"/>
-          <w:szCs w:val="24"/>
-        </w:rPr>
-        <w:t xml:space="preserve"> su </w:t>
-      </w:r>
-      <w:proofErr w:type="spellStart"/>
-      <w:r>
-        <w:rPr>
-          <w:rFonts w:ascii="Arial" w:hAnsi="Arial" w:cs="Arial"/>
-          <w:sz w:val="24"/>
-          <w:szCs w:val="24"/>
-        </w:rPr>
-        <w:t>mejor</w:t>
-      </w:r>
-      <w:proofErr w:type="spellEnd"/>
-      <w:r>
-        <w:rPr>
-          <w:rFonts w:ascii="Arial" w:hAnsi="Arial" w:cs="Arial"/>
-          <w:sz w:val="24"/>
-          <w:szCs w:val="24"/>
-        </w:rPr>
-        <w:t xml:space="preserve"> tiempo de </w:t>
-      </w:r>
-      <w:proofErr w:type="spellStart"/>
-      <w:r>
-        <w:rPr>
-          <w:rFonts w:ascii="Arial" w:hAnsi="Arial" w:cs="Arial"/>
-          <w:sz w:val="24"/>
-          <w:szCs w:val="24"/>
-        </w:rPr>
-        <w:t>procesamiento</w:t>
-      </w:r>
-      <w:proofErr w:type="spellEnd"/>
-      <w:r>
-        <w:rPr>
-          <w:rFonts w:ascii="Arial" w:hAnsi="Arial" w:cs="Arial"/>
-          <w:sz w:val="24"/>
-          <w:szCs w:val="24"/>
-        </w:rPr>
-        <w:t xml:space="preserve"> a 324 </w:t>
-      </w:r>
-      <w:proofErr w:type="spellStart"/>
-      <w:r>
-        <w:rPr>
-          <w:rFonts w:ascii="Arial" w:hAnsi="Arial" w:cs="Arial"/>
-          <w:sz w:val="24"/>
-          <w:szCs w:val="24"/>
-        </w:rPr>
-        <w:t>ms</w:t>
-      </w:r>
-      <w:proofErr w:type="spellEnd"/>
-      <w:r>
-        <w:rPr>
-          <w:rFonts w:ascii="Arial" w:hAnsi="Arial" w:cs="Arial"/>
-          <w:sz w:val="24"/>
-          <w:szCs w:val="24"/>
-        </w:rPr>
-        <w:t xml:space="preserve"> con un speedup de 2.11x. Pero </w:t>
-      </w:r>
-      <w:proofErr w:type="spellStart"/>
-      <w:r>
-        <w:rPr>
-          <w:rFonts w:ascii="Arial" w:hAnsi="Arial" w:cs="Arial"/>
-          <w:sz w:val="24"/>
-          <w:szCs w:val="24"/>
-        </w:rPr>
-        <w:t>esto</w:t>
-      </w:r>
-      <w:proofErr w:type="spellEnd"/>
-      <w:r>
-        <w:rPr>
-          <w:rFonts w:ascii="Arial" w:hAnsi="Arial" w:cs="Arial"/>
-          <w:sz w:val="24"/>
-          <w:szCs w:val="24"/>
-        </w:rPr>
-        <w:t xml:space="preserve"> también </w:t>
-      </w:r>
-      <w:proofErr w:type="spellStart"/>
-      <w:r>
-        <w:rPr>
-          <w:rFonts w:ascii="Arial" w:hAnsi="Arial" w:cs="Arial"/>
-          <w:sz w:val="24"/>
-          <w:szCs w:val="24"/>
-        </w:rPr>
-        <w:t>nos</w:t>
-      </w:r>
-      <w:proofErr w:type="spellEnd"/>
-      <w:r>
-        <w:rPr>
-          <w:rFonts w:ascii="Arial" w:hAnsi="Arial" w:cs="Arial"/>
-          <w:sz w:val="24"/>
-          <w:szCs w:val="24"/>
-        </w:rPr>
-        <w:t xml:space="preserve"> </w:t>
-      </w:r>
-      <w:proofErr w:type="spellStart"/>
-      <w:r>
-        <w:rPr>
-          <w:rFonts w:ascii="Arial" w:hAnsi="Arial" w:cs="Arial"/>
-          <w:sz w:val="24"/>
-          <w:szCs w:val="24"/>
-        </w:rPr>
-        <w:t>dejó</w:t>
-      </w:r>
-      <w:proofErr w:type="spellEnd"/>
-      <w:r>
-        <w:rPr>
-          <w:rFonts w:ascii="Arial" w:hAnsi="Arial" w:cs="Arial"/>
-          <w:sz w:val="24"/>
-          <w:szCs w:val="24"/>
-        </w:rPr>
-        <w:t xml:space="preserve"> claro que a mayor cantidad de </w:t>
-      </w:r>
-      <w:proofErr w:type="spellStart"/>
-      <w:r>
-        <w:rPr>
-          <w:rFonts w:ascii="Arial" w:hAnsi="Arial" w:cs="Arial"/>
-          <w:sz w:val="24"/>
-          <w:szCs w:val="24"/>
-        </w:rPr>
-        <w:t>núcleos</w:t>
-      </w:r>
-      <w:proofErr w:type="spellEnd"/>
-      <w:r>
-        <w:rPr>
-          <w:rFonts w:ascii="Arial" w:hAnsi="Arial" w:cs="Arial"/>
-          <w:sz w:val="24"/>
-          <w:szCs w:val="24"/>
-        </w:rPr>
-        <w:t xml:space="preserve">, </w:t>
-      </w:r>
-      <w:proofErr w:type="spellStart"/>
-      <w:r>
-        <w:rPr>
-          <w:rFonts w:ascii="Arial" w:hAnsi="Arial" w:cs="Arial"/>
-          <w:sz w:val="24"/>
-          <w:szCs w:val="24"/>
-        </w:rPr>
-        <w:t>menor</w:t>
-      </w:r>
-      <w:proofErr w:type="spellEnd"/>
-      <w:r>
-        <w:rPr>
-          <w:rFonts w:ascii="Arial" w:hAnsi="Arial" w:cs="Arial"/>
-          <w:sz w:val="24"/>
-          <w:szCs w:val="24"/>
-        </w:rPr>
-        <w:t xml:space="preserve"> </w:t>
-      </w:r>
-      <w:proofErr w:type="spellStart"/>
-      <w:r>
-        <w:rPr>
-          <w:rFonts w:ascii="Arial" w:hAnsi="Arial" w:cs="Arial"/>
-          <w:sz w:val="24"/>
-          <w:szCs w:val="24"/>
-        </w:rPr>
-        <w:t>sería</w:t>
-      </w:r>
-      <w:proofErr w:type="spellEnd"/>
-      <w:r>
-        <w:rPr>
-          <w:rFonts w:ascii="Arial" w:hAnsi="Arial" w:cs="Arial"/>
-          <w:sz w:val="24"/>
-          <w:szCs w:val="24"/>
-        </w:rPr>
-        <w:t xml:space="preserve"> la </w:t>
-      </w:r>
-      <w:proofErr w:type="spellStart"/>
-      <w:r>
-        <w:rPr>
-          <w:rFonts w:ascii="Arial" w:hAnsi="Arial" w:cs="Arial"/>
-          <w:sz w:val="24"/>
-          <w:szCs w:val="24"/>
-        </w:rPr>
-        <w:t>eficiencia</w:t>
-      </w:r>
-      <w:proofErr w:type="spellEnd"/>
-      <w:r>
-        <w:rPr>
-          <w:rFonts w:ascii="Arial" w:hAnsi="Arial" w:cs="Arial"/>
-          <w:sz w:val="24"/>
-          <w:szCs w:val="24"/>
-        </w:rPr>
-        <w:t xml:space="preserve">, en este caso es de 52.85%, ya que se </w:t>
-      </w:r>
-      <w:proofErr w:type="spellStart"/>
-      <w:r>
-        <w:rPr>
-          <w:rFonts w:ascii="Arial" w:hAnsi="Arial" w:cs="Arial"/>
-          <w:sz w:val="24"/>
-          <w:szCs w:val="24"/>
-        </w:rPr>
-        <w:t>estaría</w:t>
-      </w:r>
-      <w:proofErr w:type="spellEnd"/>
-      <w:r>
-        <w:rPr>
-          <w:rFonts w:ascii="Arial" w:hAnsi="Arial" w:cs="Arial"/>
-          <w:sz w:val="24"/>
-          <w:szCs w:val="24"/>
-        </w:rPr>
-        <w:t xml:space="preserve"> </w:t>
-      </w:r>
-      <w:proofErr w:type="spellStart"/>
-      <w:r>
-        <w:rPr>
-          <w:rFonts w:ascii="Arial" w:hAnsi="Arial" w:cs="Arial"/>
-          <w:sz w:val="24"/>
-          <w:szCs w:val="24"/>
-        </w:rPr>
-        <w:t>saturando</w:t>
-      </w:r>
-      <w:proofErr w:type="spellEnd"/>
-      <w:r>
-        <w:rPr>
-          <w:rFonts w:ascii="Arial" w:hAnsi="Arial" w:cs="Arial"/>
-          <w:sz w:val="24"/>
-          <w:szCs w:val="24"/>
-        </w:rPr>
-        <w:t xml:space="preserve"> la memoria RAM al </w:t>
-      </w:r>
-      <w:proofErr w:type="spellStart"/>
-      <w:r>
-        <w:rPr>
-          <w:rFonts w:ascii="Arial" w:hAnsi="Arial" w:cs="Arial"/>
-          <w:sz w:val="24"/>
-          <w:szCs w:val="24"/>
-        </w:rPr>
-        <w:t>momento</w:t>
-      </w:r>
-      <w:proofErr w:type="spellEnd"/>
-      <w:r>
-        <w:rPr>
-          <w:rFonts w:ascii="Arial" w:hAnsi="Arial" w:cs="Arial"/>
-          <w:sz w:val="24"/>
-          <w:szCs w:val="24"/>
-        </w:rPr>
-        <w:t xml:space="preserve"> de que se esté </w:t>
-      </w:r>
-      <w:proofErr w:type="spellStart"/>
-      <w:r>
-        <w:rPr>
-          <w:rFonts w:ascii="Arial" w:hAnsi="Arial" w:cs="Arial"/>
-          <w:sz w:val="24"/>
-          <w:szCs w:val="24"/>
-        </w:rPr>
-        <w:t>cargando</w:t>
-      </w:r>
-      <w:proofErr w:type="spellEnd"/>
-      <w:r>
-        <w:rPr>
-          <w:rFonts w:ascii="Arial" w:hAnsi="Arial" w:cs="Arial"/>
-          <w:sz w:val="24"/>
-          <w:szCs w:val="24"/>
-        </w:rPr>
-        <w:t xml:space="preserve"> una gran cantidad de datos.</w:t>
+        <w:t>carrera</w:t>
+      </w:r>
+      <w:proofErr w:type="spellEnd"/>
+      <w:r>
+        <w:rPr>
+          <w:rFonts w:ascii="Arial" w:hAnsi="Arial" w:cs="Arial"/>
+          <w:sz w:val="24"/>
+          <w:szCs w:val="24"/>
+        </w:rPr>
+        <w:t xml:space="preserve"> durante las </w:t>
+      </w:r>
+      <w:proofErr w:type="spellStart"/>
+      <w:r>
+        <w:rPr>
+          <w:rFonts w:ascii="Arial" w:hAnsi="Arial" w:cs="Arial"/>
+          <w:sz w:val="24"/>
+          <w:szCs w:val="24"/>
+        </w:rPr>
+        <w:t>agregaciones</w:t>
+      </w:r>
+      <w:proofErr w:type="spellEnd"/>
+      <w:r>
+        <w:rPr>
+          <w:rFonts w:ascii="Arial" w:hAnsi="Arial" w:cs="Arial"/>
+          <w:sz w:val="24"/>
+          <w:szCs w:val="24"/>
+        </w:rPr>
+        <w:t xml:space="preserve"> en paralelo.</w:t>
       </w:r>
     </w:p>
     <w:p>
@@ -3492,634 +3416,6 @@
           <w:szCs w:val="24"/>
         </w:rPr>
       </w:pPr>
-    </w:p>
-    <w:p>
-      <w:pPr>
-        <w:jc w:val="both"/>
-        <w:rPr>
-          <w:rFonts w:ascii="Arial" w:hAnsi="Arial" w:cs="Arial"/>
-          <w:b/>
-          <w:bCs/>
-          <w:sz w:val="24"/>
-          <w:szCs w:val="24"/>
-        </w:rPr>
-      </w:pPr>
-      <w:proofErr w:type="spellStart"/>
-      <w:r>
-        <w:rPr>
-          <w:rFonts w:ascii="Arial" w:hAnsi="Arial" w:cs="Arial"/>
-          <w:b/>
-          <w:bCs/>
-          <w:sz w:val="24"/>
-          <w:szCs w:val="24"/>
-        </w:rPr>
-        <w:t>Conclusiones</w:t>
-      </w:r>
-      <w:proofErr w:type="spellEnd"/>
-      <w:r>
-        <w:rPr>
-          <w:rFonts w:ascii="Arial" w:hAnsi="Arial" w:cs="Arial"/>
-          <w:b/>
-          <w:bCs/>
-          <w:sz w:val="24"/>
-          <w:szCs w:val="24"/>
-        </w:rPr>
-        <w:t xml:space="preserve"> finales</w:t>
-      </w:r>
-    </w:p>
-    <w:p>
-      <w:pPr>
-        <w:jc w:val="both"/>
-        <w:rPr>
-          <w:rFonts w:ascii="Arial" w:hAnsi="Arial" w:cs="Arial"/>
-          <w:sz w:val="24"/>
-          <w:szCs w:val="24"/>
-        </w:rPr>
-      </w:pPr>
-      <w:r>
-        <w:rPr>
-          <w:rFonts w:ascii="Arial" w:hAnsi="Arial" w:cs="Arial"/>
-          <w:sz w:val="24"/>
-          <w:szCs w:val="24"/>
-        </w:rPr>
-        <w:t xml:space="preserve">Las </w:t>
-      </w:r>
-      <w:proofErr w:type="spellStart"/>
-      <w:r>
-        <w:rPr>
-          <w:rFonts w:ascii="Arial" w:hAnsi="Arial" w:cs="Arial"/>
-          <w:sz w:val="24"/>
-          <w:szCs w:val="24"/>
-        </w:rPr>
-        <w:t>conclusiones</w:t>
-      </w:r>
-      <w:proofErr w:type="spellEnd"/>
-      <w:r>
-        <w:rPr>
-          <w:rFonts w:ascii="Arial" w:hAnsi="Arial" w:cs="Arial"/>
-          <w:sz w:val="24"/>
-          <w:szCs w:val="24"/>
-        </w:rPr>
-        <w:t xml:space="preserve"> finales para estos </w:t>
-      </w:r>
-      <w:proofErr w:type="spellStart"/>
-      <w:r>
-        <w:rPr>
-          <w:rFonts w:ascii="Arial" w:hAnsi="Arial" w:cs="Arial"/>
-          <w:sz w:val="24"/>
-          <w:szCs w:val="24"/>
-        </w:rPr>
-        <w:t>análisis</w:t>
-      </w:r>
-      <w:proofErr w:type="spellEnd"/>
-      <w:r>
-        <w:rPr>
-          <w:rFonts w:ascii="Arial" w:hAnsi="Arial" w:cs="Arial"/>
-          <w:sz w:val="24"/>
-          <w:szCs w:val="24"/>
-        </w:rPr>
-        <w:t xml:space="preserve"> son que a </w:t>
-      </w:r>
-      <w:proofErr w:type="spellStart"/>
-      <w:r>
-        <w:rPr>
-          <w:rFonts w:ascii="Arial" w:hAnsi="Arial" w:cs="Arial"/>
-          <w:sz w:val="24"/>
-          <w:szCs w:val="24"/>
-        </w:rPr>
-        <w:t>menor</w:t>
-      </w:r>
-      <w:proofErr w:type="spellEnd"/>
-      <w:r>
-        <w:rPr>
-          <w:rFonts w:ascii="Arial" w:hAnsi="Arial" w:cs="Arial"/>
-          <w:sz w:val="24"/>
-          <w:szCs w:val="24"/>
-        </w:rPr>
-        <w:t xml:space="preserve"> cantidad de </w:t>
-      </w:r>
-      <w:proofErr w:type="spellStart"/>
-      <w:r>
-        <w:rPr>
-          <w:rFonts w:ascii="Arial" w:hAnsi="Arial" w:cs="Arial"/>
-          <w:sz w:val="24"/>
-          <w:szCs w:val="24"/>
-        </w:rPr>
-        <w:t>procesadores</w:t>
-      </w:r>
-      <w:proofErr w:type="spellEnd"/>
-      <w:r>
-        <w:rPr>
-          <w:rFonts w:ascii="Arial" w:hAnsi="Arial" w:cs="Arial"/>
-          <w:sz w:val="24"/>
-          <w:szCs w:val="24"/>
-        </w:rPr>
-        <w:t xml:space="preserve"> que se </w:t>
-      </w:r>
-      <w:proofErr w:type="spellStart"/>
-      <w:r>
-        <w:rPr>
-          <w:rFonts w:ascii="Arial" w:hAnsi="Arial" w:cs="Arial"/>
-          <w:sz w:val="24"/>
-          <w:szCs w:val="24"/>
-        </w:rPr>
-        <w:t>estén</w:t>
-      </w:r>
-      <w:proofErr w:type="spellEnd"/>
-      <w:r>
-        <w:rPr>
-          <w:rFonts w:ascii="Arial" w:hAnsi="Arial" w:cs="Arial"/>
-          <w:sz w:val="24"/>
-          <w:szCs w:val="24"/>
-        </w:rPr>
-        <w:t xml:space="preserve"> </w:t>
-      </w:r>
-      <w:proofErr w:type="spellStart"/>
-      <w:r>
-        <w:rPr>
-          <w:rFonts w:ascii="Arial" w:hAnsi="Arial" w:cs="Arial"/>
-          <w:sz w:val="24"/>
-          <w:szCs w:val="24"/>
-        </w:rPr>
-        <w:t>utilizando</w:t>
-      </w:r>
-      <w:proofErr w:type="spellEnd"/>
-      <w:r>
-        <w:rPr>
-          <w:rFonts w:ascii="Arial" w:hAnsi="Arial" w:cs="Arial"/>
-          <w:sz w:val="24"/>
-          <w:szCs w:val="24"/>
-        </w:rPr>
-        <w:t xml:space="preserve"> para la ejecución de </w:t>
-      </w:r>
-      <w:proofErr w:type="spellStart"/>
-      <w:r>
-        <w:rPr>
-          <w:rFonts w:ascii="Arial" w:hAnsi="Arial" w:cs="Arial"/>
-          <w:sz w:val="24"/>
-          <w:szCs w:val="24"/>
-        </w:rPr>
-        <w:t>estas</w:t>
-      </w:r>
-      <w:proofErr w:type="spellEnd"/>
-      <w:r>
-        <w:rPr>
-          <w:rFonts w:ascii="Arial" w:hAnsi="Arial" w:cs="Arial"/>
-          <w:sz w:val="24"/>
-          <w:szCs w:val="24"/>
-        </w:rPr>
-        <w:t xml:space="preserve"> tareas </w:t>
-      </w:r>
-      <w:proofErr w:type="spellStart"/>
-      <w:r>
-        <w:rPr>
-          <w:rFonts w:ascii="Arial" w:hAnsi="Arial" w:cs="Arial"/>
-          <w:sz w:val="24"/>
-          <w:szCs w:val="24"/>
-        </w:rPr>
-        <w:t>masivas</w:t>
-      </w:r>
-      <w:proofErr w:type="spellEnd"/>
-      <w:r>
-        <w:rPr>
-          <w:rFonts w:ascii="Arial" w:hAnsi="Arial" w:cs="Arial"/>
-          <w:sz w:val="24"/>
-          <w:szCs w:val="24"/>
-        </w:rPr>
-        <w:t xml:space="preserve">, la </w:t>
-      </w:r>
-      <w:proofErr w:type="spellStart"/>
-      <w:r>
-        <w:rPr>
-          <w:rFonts w:ascii="Arial" w:hAnsi="Arial" w:cs="Arial"/>
-          <w:sz w:val="24"/>
-          <w:szCs w:val="24"/>
-        </w:rPr>
-        <w:t>eficiencia</w:t>
-      </w:r>
-      <w:proofErr w:type="spellEnd"/>
-      <w:r>
-        <w:rPr>
-          <w:rFonts w:ascii="Arial" w:hAnsi="Arial" w:cs="Arial"/>
-          <w:sz w:val="24"/>
-          <w:szCs w:val="24"/>
-        </w:rPr>
-        <w:t xml:space="preserve"> </w:t>
-      </w:r>
-      <w:proofErr w:type="spellStart"/>
-      <w:r>
-        <w:rPr>
-          <w:rFonts w:ascii="Arial" w:hAnsi="Arial" w:cs="Arial"/>
-          <w:sz w:val="24"/>
-          <w:szCs w:val="24"/>
-        </w:rPr>
-        <w:t>será</w:t>
-      </w:r>
-      <w:proofErr w:type="spellEnd"/>
-      <w:r>
-        <w:rPr>
-          <w:rFonts w:ascii="Arial" w:hAnsi="Arial" w:cs="Arial"/>
-          <w:sz w:val="24"/>
-          <w:szCs w:val="24"/>
-        </w:rPr>
-        <w:t xml:space="preserve"> </w:t>
-      </w:r>
-      <w:proofErr w:type="spellStart"/>
-      <w:r>
-        <w:rPr>
-          <w:rFonts w:ascii="Arial" w:hAnsi="Arial" w:cs="Arial"/>
-          <w:sz w:val="24"/>
-          <w:szCs w:val="24"/>
-        </w:rPr>
-        <w:t>sumamente</w:t>
-      </w:r>
-      <w:proofErr w:type="spellEnd"/>
-      <w:r>
-        <w:rPr>
-          <w:rFonts w:ascii="Arial" w:hAnsi="Arial" w:cs="Arial"/>
-          <w:sz w:val="24"/>
-          <w:szCs w:val="24"/>
-        </w:rPr>
-        <w:t xml:space="preserve"> </w:t>
-      </w:r>
-      <w:proofErr w:type="spellStart"/>
-      <w:r>
-        <w:rPr>
-          <w:rFonts w:ascii="Arial" w:hAnsi="Arial" w:cs="Arial"/>
-          <w:sz w:val="24"/>
-          <w:szCs w:val="24"/>
-        </w:rPr>
-        <w:t>alta</w:t>
-      </w:r>
-      <w:proofErr w:type="spellEnd"/>
-      <w:r>
-        <w:rPr>
-          <w:rFonts w:ascii="Arial" w:hAnsi="Arial" w:cs="Arial"/>
-          <w:sz w:val="24"/>
-          <w:szCs w:val="24"/>
-        </w:rPr>
-        <w:t xml:space="preserve">, </w:t>
-      </w:r>
-      <w:proofErr w:type="spellStart"/>
-      <w:r>
-        <w:rPr>
-          <w:rFonts w:ascii="Arial" w:hAnsi="Arial" w:cs="Arial"/>
-          <w:sz w:val="24"/>
-          <w:szCs w:val="24"/>
-        </w:rPr>
-        <w:t>alcanzando</w:t>
-      </w:r>
-      <w:proofErr w:type="spellEnd"/>
-      <w:r>
-        <w:rPr>
-          <w:rFonts w:ascii="Arial" w:hAnsi="Arial" w:cs="Arial"/>
-          <w:sz w:val="24"/>
-          <w:szCs w:val="24"/>
-        </w:rPr>
-        <w:t xml:space="preserve"> </w:t>
-      </w:r>
-      <w:proofErr w:type="spellStart"/>
-      <w:r>
-        <w:rPr>
-          <w:rFonts w:ascii="Arial" w:hAnsi="Arial" w:cs="Arial"/>
-          <w:sz w:val="24"/>
-          <w:szCs w:val="24"/>
-        </w:rPr>
-        <w:t>prácticamente</w:t>
-      </w:r>
-      <w:proofErr w:type="spellEnd"/>
-      <w:r>
-        <w:rPr>
-          <w:rFonts w:ascii="Arial" w:hAnsi="Arial" w:cs="Arial"/>
-          <w:sz w:val="24"/>
-          <w:szCs w:val="24"/>
-        </w:rPr>
-        <w:t xml:space="preserve"> al 100% y mediante a mayor cantidad de </w:t>
-      </w:r>
-      <w:proofErr w:type="spellStart"/>
-      <w:r>
-        <w:rPr>
-          <w:rFonts w:ascii="Arial" w:hAnsi="Arial" w:cs="Arial"/>
-          <w:sz w:val="24"/>
-          <w:szCs w:val="24"/>
-        </w:rPr>
-        <w:t>procesadores</w:t>
-      </w:r>
-      <w:proofErr w:type="spellEnd"/>
-      <w:r>
-        <w:rPr>
-          <w:rFonts w:ascii="Arial" w:hAnsi="Arial" w:cs="Arial"/>
-          <w:sz w:val="24"/>
-          <w:szCs w:val="24"/>
-        </w:rPr>
-        <w:t xml:space="preserve">, </w:t>
-      </w:r>
-      <w:proofErr w:type="spellStart"/>
-      <w:r>
-        <w:rPr>
-          <w:rFonts w:ascii="Arial" w:hAnsi="Arial" w:cs="Arial"/>
-          <w:sz w:val="24"/>
-          <w:szCs w:val="24"/>
-        </w:rPr>
-        <w:t>esto</w:t>
-      </w:r>
-      <w:proofErr w:type="spellEnd"/>
-      <w:r>
-        <w:rPr>
-          <w:rFonts w:ascii="Arial" w:hAnsi="Arial" w:cs="Arial"/>
-          <w:sz w:val="24"/>
-          <w:szCs w:val="24"/>
-        </w:rPr>
-        <w:t xml:space="preserve"> </w:t>
-      </w:r>
-      <w:proofErr w:type="spellStart"/>
-      <w:r>
-        <w:rPr>
-          <w:rFonts w:ascii="Arial" w:hAnsi="Arial" w:cs="Arial"/>
-          <w:sz w:val="24"/>
-          <w:szCs w:val="24"/>
-        </w:rPr>
-        <w:t>básicamente</w:t>
-      </w:r>
-      <w:proofErr w:type="spellEnd"/>
-      <w:r>
-        <w:rPr>
-          <w:rFonts w:ascii="Arial" w:hAnsi="Arial" w:cs="Arial"/>
-          <w:sz w:val="24"/>
-          <w:szCs w:val="24"/>
-        </w:rPr>
-        <w:t xml:space="preserve"> se </w:t>
-      </w:r>
-      <w:proofErr w:type="spellStart"/>
-      <w:r>
-        <w:rPr>
-          <w:rFonts w:ascii="Arial" w:hAnsi="Arial" w:cs="Arial"/>
-          <w:sz w:val="24"/>
-          <w:szCs w:val="24"/>
-        </w:rPr>
-        <w:t>estaría</w:t>
-      </w:r>
-      <w:proofErr w:type="spellEnd"/>
-      <w:r>
-        <w:rPr>
-          <w:rFonts w:ascii="Arial" w:hAnsi="Arial" w:cs="Arial"/>
-          <w:sz w:val="24"/>
-          <w:szCs w:val="24"/>
-        </w:rPr>
-        <w:t xml:space="preserve"> </w:t>
-      </w:r>
-      <w:proofErr w:type="spellStart"/>
-      <w:r>
-        <w:rPr>
-          <w:rFonts w:ascii="Arial" w:hAnsi="Arial" w:cs="Arial"/>
-          <w:sz w:val="24"/>
-          <w:szCs w:val="24"/>
-        </w:rPr>
-        <w:t>saturando</w:t>
-      </w:r>
-      <w:proofErr w:type="spellEnd"/>
-      <w:r>
-        <w:rPr>
-          <w:rFonts w:ascii="Arial" w:hAnsi="Arial" w:cs="Arial"/>
-          <w:sz w:val="24"/>
-          <w:szCs w:val="24"/>
-        </w:rPr>
-        <w:t xml:space="preserve"> el </w:t>
-      </w:r>
-      <w:proofErr w:type="spellStart"/>
-      <w:r>
-        <w:rPr>
-          <w:rFonts w:ascii="Arial" w:hAnsi="Arial" w:cs="Arial"/>
-          <w:sz w:val="24"/>
-          <w:szCs w:val="24"/>
-        </w:rPr>
-        <w:t>procesador</w:t>
-      </w:r>
-      <w:proofErr w:type="spellEnd"/>
-      <w:r>
-        <w:rPr>
-          <w:rFonts w:ascii="Arial" w:hAnsi="Arial" w:cs="Arial"/>
-          <w:sz w:val="24"/>
-          <w:szCs w:val="24"/>
-        </w:rPr>
-        <w:t xml:space="preserve"> interno de la </w:t>
-      </w:r>
-      <w:proofErr w:type="spellStart"/>
-      <w:r>
-        <w:rPr>
-          <w:rFonts w:ascii="Arial" w:hAnsi="Arial" w:cs="Arial"/>
-          <w:sz w:val="24"/>
-          <w:szCs w:val="24"/>
-        </w:rPr>
-        <w:t>máquina</w:t>
-      </w:r>
-      <w:proofErr w:type="spellEnd"/>
-      <w:r>
-        <w:rPr>
-          <w:rFonts w:ascii="Arial" w:hAnsi="Arial" w:cs="Arial"/>
-          <w:sz w:val="24"/>
-          <w:szCs w:val="24"/>
-        </w:rPr>
-        <w:t xml:space="preserve">, </w:t>
-      </w:r>
-      <w:proofErr w:type="spellStart"/>
-      <w:r>
-        <w:rPr>
-          <w:rFonts w:ascii="Arial" w:hAnsi="Arial" w:cs="Arial"/>
-          <w:sz w:val="24"/>
-          <w:szCs w:val="24"/>
-        </w:rPr>
-        <w:t>siendo</w:t>
-      </w:r>
-      <w:proofErr w:type="spellEnd"/>
-      <w:r>
-        <w:rPr>
-          <w:rFonts w:ascii="Arial" w:hAnsi="Arial" w:cs="Arial"/>
-          <w:sz w:val="24"/>
-          <w:szCs w:val="24"/>
-        </w:rPr>
-        <w:t xml:space="preserve"> que la </w:t>
-      </w:r>
-      <w:proofErr w:type="spellStart"/>
-      <w:r>
-        <w:rPr>
-          <w:rFonts w:ascii="Arial" w:hAnsi="Arial" w:cs="Arial"/>
-          <w:sz w:val="24"/>
-          <w:szCs w:val="24"/>
-        </w:rPr>
-        <w:t>eficiencia</w:t>
-      </w:r>
-      <w:proofErr w:type="spellEnd"/>
-      <w:r>
-        <w:rPr>
-          <w:rFonts w:ascii="Arial" w:hAnsi="Arial" w:cs="Arial"/>
-          <w:sz w:val="24"/>
-          <w:szCs w:val="24"/>
-        </w:rPr>
-        <w:t xml:space="preserve"> </w:t>
-      </w:r>
-      <w:proofErr w:type="spellStart"/>
-      <w:r>
-        <w:rPr>
-          <w:rFonts w:ascii="Arial" w:hAnsi="Arial" w:cs="Arial"/>
-          <w:sz w:val="24"/>
-          <w:szCs w:val="24"/>
-        </w:rPr>
-        <w:t>será</w:t>
-      </w:r>
-      <w:proofErr w:type="spellEnd"/>
-      <w:r>
-        <w:rPr>
-          <w:rFonts w:ascii="Arial" w:hAnsi="Arial" w:cs="Arial"/>
-          <w:sz w:val="24"/>
-          <w:szCs w:val="24"/>
-        </w:rPr>
-        <w:t xml:space="preserve"> </w:t>
-      </w:r>
-      <w:proofErr w:type="spellStart"/>
-      <w:r>
-        <w:rPr>
-          <w:rFonts w:ascii="Arial" w:hAnsi="Arial" w:cs="Arial"/>
-          <w:sz w:val="24"/>
-          <w:szCs w:val="24"/>
-        </w:rPr>
-        <w:t>menor</w:t>
-      </w:r>
-      <w:proofErr w:type="spellEnd"/>
-      <w:r>
-        <w:rPr>
-          <w:rFonts w:ascii="Arial" w:hAnsi="Arial" w:cs="Arial"/>
-          <w:sz w:val="24"/>
-          <w:szCs w:val="24"/>
-        </w:rPr>
-        <w:t xml:space="preserve">, </w:t>
-      </w:r>
-      <w:proofErr w:type="spellStart"/>
-      <w:r>
-        <w:rPr>
-          <w:rFonts w:ascii="Arial" w:hAnsi="Arial" w:cs="Arial"/>
-          <w:sz w:val="24"/>
-          <w:szCs w:val="24"/>
-        </w:rPr>
-        <w:t>pero</w:t>
-      </w:r>
-      <w:proofErr w:type="spellEnd"/>
-      <w:r>
-        <w:rPr>
-          <w:rFonts w:ascii="Arial" w:hAnsi="Arial" w:cs="Arial"/>
-          <w:sz w:val="24"/>
-          <w:szCs w:val="24"/>
-        </w:rPr>
-        <w:t xml:space="preserve"> que el tiempo </w:t>
-      </w:r>
-      <w:proofErr w:type="spellStart"/>
-      <w:r>
-        <w:rPr>
-          <w:rFonts w:ascii="Arial" w:hAnsi="Arial" w:cs="Arial"/>
-          <w:sz w:val="24"/>
-          <w:szCs w:val="24"/>
-        </w:rPr>
-        <w:t>será</w:t>
-      </w:r>
-      <w:proofErr w:type="spellEnd"/>
-      <w:r>
-        <w:rPr>
-          <w:rFonts w:ascii="Arial" w:hAnsi="Arial" w:cs="Arial"/>
-          <w:sz w:val="24"/>
-          <w:szCs w:val="24"/>
-        </w:rPr>
-        <w:t xml:space="preserve"> más </w:t>
-      </w:r>
-      <w:proofErr w:type="spellStart"/>
-      <w:r>
-        <w:rPr>
-          <w:rFonts w:ascii="Arial" w:hAnsi="Arial" w:cs="Arial"/>
-          <w:sz w:val="24"/>
-          <w:szCs w:val="24"/>
-        </w:rPr>
-        <w:t>rápido</w:t>
-      </w:r>
-      <w:proofErr w:type="spellEnd"/>
-      <w:r>
-        <w:rPr>
-          <w:rFonts w:ascii="Arial" w:hAnsi="Arial" w:cs="Arial"/>
-          <w:sz w:val="24"/>
-          <w:szCs w:val="24"/>
-        </w:rPr>
-        <w:t xml:space="preserve">. Pero claro, punto a </w:t>
-      </w:r>
-      <w:proofErr w:type="spellStart"/>
-      <w:r>
-        <w:rPr>
-          <w:rFonts w:ascii="Arial" w:hAnsi="Arial" w:cs="Arial"/>
-          <w:sz w:val="24"/>
-          <w:szCs w:val="24"/>
-        </w:rPr>
-        <w:t>señalar</w:t>
-      </w:r>
-      <w:proofErr w:type="spellEnd"/>
-      <w:r>
-        <w:rPr>
-          <w:rFonts w:ascii="Arial" w:hAnsi="Arial" w:cs="Arial"/>
-          <w:sz w:val="24"/>
-          <w:szCs w:val="24"/>
-        </w:rPr>
-        <w:t xml:space="preserve"> es que estos </w:t>
-      </w:r>
-      <w:proofErr w:type="spellStart"/>
-      <w:r>
-        <w:rPr>
-          <w:rFonts w:ascii="Arial" w:hAnsi="Arial" w:cs="Arial"/>
-          <w:sz w:val="24"/>
-          <w:szCs w:val="24"/>
-        </w:rPr>
-        <w:t>resultados</w:t>
-      </w:r>
-      <w:proofErr w:type="spellEnd"/>
-      <w:r>
-        <w:rPr>
-          <w:rFonts w:ascii="Arial" w:hAnsi="Arial" w:cs="Arial"/>
-          <w:sz w:val="24"/>
-          <w:szCs w:val="24"/>
-        </w:rPr>
-        <w:t xml:space="preserve"> pueden </w:t>
-      </w:r>
-      <w:proofErr w:type="spellStart"/>
-      <w:r>
-        <w:rPr>
-          <w:rFonts w:ascii="Arial" w:hAnsi="Arial" w:cs="Arial"/>
-          <w:sz w:val="24"/>
-          <w:szCs w:val="24"/>
-        </w:rPr>
-        <w:t>variar</w:t>
-      </w:r>
-      <w:proofErr w:type="spellEnd"/>
-      <w:r>
-        <w:rPr>
-          <w:rFonts w:ascii="Arial" w:hAnsi="Arial" w:cs="Arial"/>
-          <w:sz w:val="24"/>
-          <w:szCs w:val="24"/>
-        </w:rPr>
-        <w:t xml:space="preserve"> </w:t>
-      </w:r>
-      <w:proofErr w:type="spellStart"/>
-      <w:r>
-        <w:rPr>
-          <w:rFonts w:ascii="Arial" w:hAnsi="Arial" w:cs="Arial"/>
-          <w:sz w:val="24"/>
-          <w:szCs w:val="24"/>
-        </w:rPr>
-        <w:t>dependiendo</w:t>
-      </w:r>
-      <w:proofErr w:type="spellEnd"/>
-      <w:r>
-        <w:rPr>
-          <w:rFonts w:ascii="Arial" w:hAnsi="Arial" w:cs="Arial"/>
-          <w:sz w:val="24"/>
-          <w:szCs w:val="24"/>
-        </w:rPr>
-        <w:t xml:space="preserve"> del equipo.</w:t>
-      </w:r>
     </w:p>
     <w:sectPr>
       <w:pgSz w:w="11906" w:h="16838"/>
